--- a/my-directory/④ARIAGUMA_API設計書_v1.0.docx
+++ b/my-directory/④ARIAGUMA_API設計書_v1.0.docx
@@ -21,12 +21,14 @@
         <w:pStyle w:val="aa"/>
         <w:jc w:val="center"/>
       </w:pPr>
+      <w:proofErr w:type="spellStart"/>
       <w:r>
         <w:t>API</w:t>
       </w:r>
       <w:r>
         <w:t>設計書</w:t>
       </w:r>
+      <w:proofErr w:type="spellEnd"/>
     </w:p>
     <w:p>
       <w:pPr>
@@ -71,12 +73,14 @@
             <w:vAlign w:val="center"/>
           </w:tcPr>
           <w:p>
+            <w:proofErr w:type="spellStart"/>
             <w:r>
               <w:rPr>
                 <w:b/>
               </w:rPr>
               <w:t>文書番号</w:t>
             </w:r>
+            <w:proofErr w:type="spellEnd"/>
           </w:p>
         </w:tc>
         <w:tc>
@@ -114,12 +118,14 @@
             <w:vAlign w:val="center"/>
           </w:tcPr>
           <w:p>
+            <w:proofErr w:type="spellStart"/>
             <w:r>
               <w:rPr>
                 <w:b/>
               </w:rPr>
               <w:t>版数</w:t>
             </w:r>
+            <w:proofErr w:type="spellEnd"/>
           </w:p>
         </w:tc>
         <w:tc>
@@ -157,12 +163,14 @@
             <w:vAlign w:val="center"/>
           </w:tcPr>
           <w:p>
+            <w:proofErr w:type="spellStart"/>
             <w:r>
               <w:rPr>
                 <w:b/>
               </w:rPr>
               <w:t>作成日</w:t>
             </w:r>
+            <w:proofErr w:type="spellEnd"/>
           </w:p>
         </w:tc>
         <w:tc>
@@ -200,12 +208,14 @@
             <w:vAlign w:val="center"/>
           </w:tcPr>
           <w:p>
+            <w:proofErr w:type="spellStart"/>
             <w:r>
               <w:rPr>
                 <w:b/>
               </w:rPr>
               <w:t>対象システム</w:t>
             </w:r>
+            <w:proofErr w:type="spellEnd"/>
           </w:p>
         </w:tc>
         <w:tc>
@@ -251,12 +261,14 @@
             <w:vAlign w:val="center"/>
           </w:tcPr>
           <w:p>
+            <w:proofErr w:type="spellStart"/>
             <w:r>
               <w:rPr>
                 <w:b/>
               </w:rPr>
               <w:t>作成区分</w:t>
             </w:r>
+            <w:proofErr w:type="spellEnd"/>
           </w:p>
         </w:tc>
         <w:tc>
@@ -309,21 +321,16 @@
           <w:lang w:eastAsia="ja-JP"/>
         </w:rPr>
       </w:pPr>
-      <w:r>
-        <w:rPr>
-          <w:lang w:eastAsia="ja-JP"/>
-        </w:rPr>
-        <w:br w:type="page"/>
-      </w:r>
     </w:p>
     <w:p>
       <w:pPr>
         <w:pStyle w:val="1"/>
       </w:pPr>
-      <w:r>
-        <w:lastRenderedPageBreak/>
+      <w:proofErr w:type="spellStart"/>
+      <w:r>
         <w:t>改訂履歴</w:t>
       </w:r>
+      <w:proofErr w:type="spellEnd"/>
     </w:p>
     <w:tbl>
       <w:tblPr>
@@ -356,6 +363,7 @@
             <w:vAlign w:val="center"/>
           </w:tcPr>
           <w:p>
+            <w:proofErr w:type="spellStart"/>
             <w:r>
               <w:rPr>
                 <w:b/>
@@ -364,6 +372,7 @@
               </w:rPr>
               <w:t>版数</w:t>
             </w:r>
+            <w:proofErr w:type="spellEnd"/>
           </w:p>
         </w:tc>
         <w:tc>
@@ -379,6 +388,7 @@
             <w:vAlign w:val="center"/>
           </w:tcPr>
           <w:p>
+            <w:proofErr w:type="spellStart"/>
             <w:r>
               <w:rPr>
                 <w:b/>
@@ -387,6 +397,7 @@
               </w:rPr>
               <w:t>日付</w:t>
             </w:r>
+            <w:proofErr w:type="spellEnd"/>
           </w:p>
         </w:tc>
         <w:tc>
@@ -402,6 +413,7 @@
             <w:vAlign w:val="center"/>
           </w:tcPr>
           <w:p>
+            <w:proofErr w:type="spellStart"/>
             <w:r>
               <w:rPr>
                 <w:b/>
@@ -410,6 +422,7 @@
               </w:rPr>
               <w:t>変更内容</w:t>
             </w:r>
+            <w:proofErr w:type="spellEnd"/>
           </w:p>
         </w:tc>
         <w:tc>
@@ -425,6 +438,7 @@
             <w:vAlign w:val="center"/>
           </w:tcPr>
           <w:p>
+            <w:proofErr w:type="spellStart"/>
             <w:r>
               <w:rPr>
                 <w:b/>
@@ -433,6 +447,7 @@
               </w:rPr>
               <w:t>作成者</w:t>
             </w:r>
+            <w:proofErr w:type="spellEnd"/>
           </w:p>
         </w:tc>
         <w:tc>
@@ -595,9 +610,11 @@
       <w:pPr>
         <w:pStyle w:val="1"/>
       </w:pPr>
+      <w:proofErr w:type="spellStart"/>
       <w:r>
         <w:t>本書の位置付け</w:t>
       </w:r>
+      <w:proofErr w:type="spellEnd"/>
     </w:p>
     <w:p>
       <w:pPr>
@@ -617,9 +634,11 @@
       <w:pPr>
         <w:pStyle w:val="21"/>
       </w:pPr>
+      <w:proofErr w:type="spellStart"/>
       <w:r>
         <w:t>参照資料</w:t>
       </w:r>
+      <w:proofErr w:type="spellEnd"/>
     </w:p>
     <w:tbl>
       <w:tblPr>
@@ -649,6 +668,7 @@
             <w:vAlign w:val="center"/>
           </w:tcPr>
           <w:p>
+            <w:proofErr w:type="spellStart"/>
             <w:r>
               <w:rPr>
                 <w:b/>
@@ -657,6 +677,7 @@
               </w:rPr>
               <w:t>資料</w:t>
             </w:r>
+            <w:proofErr w:type="spellEnd"/>
           </w:p>
         </w:tc>
         <w:tc>
@@ -672,6 +693,7 @@
             <w:vAlign w:val="center"/>
           </w:tcPr>
           <w:p>
+            <w:proofErr w:type="spellStart"/>
             <w:r>
               <w:rPr>
                 <w:b/>
@@ -680,6 +702,7 @@
               </w:rPr>
               <w:t>用途</w:t>
             </w:r>
+            <w:proofErr w:type="spellEnd"/>
           </w:p>
         </w:tc>
       </w:tr>
@@ -724,12 +747,21 @@
                 <w:lang w:eastAsia="ja-JP"/>
               </w:rPr>
             </w:pPr>
+            <w:proofErr w:type="spellStart"/>
             <w:r>
               <w:rPr>
                 <w:sz w:val="16"/>
                 <w:lang w:eastAsia="ja-JP"/>
               </w:rPr>
-              <w:t>routes.rb、各コントローラー、React認証処理の解析</w:t>
+              <w:t>routes.rb</w:t>
+            </w:r>
+            <w:proofErr w:type="spellEnd"/>
+            <w:r>
+              <w:rPr>
+                <w:sz w:val="16"/>
+                <w:lang w:eastAsia="ja-JP"/>
+              </w:rPr>
+              <w:t>、各コントローラー、React認証処理の解析</w:t>
             </w:r>
           </w:p>
         </w:tc>
@@ -755,7 +787,21 @@
               <w:rPr>
                 <w:sz w:val="16"/>
               </w:rPr>
-              <w:t>ARIAGUMA 要件定義書 v1.0</w:t>
+              <w:t xml:space="preserve">ARIAGUMA </w:t>
+            </w:r>
+            <w:proofErr w:type="spellStart"/>
+            <w:r>
+              <w:rPr>
+                <w:sz w:val="16"/>
+              </w:rPr>
+              <w:t>要件定義書</w:t>
+            </w:r>
+            <w:proofErr w:type="spellEnd"/>
+            <w:r>
+              <w:rPr>
+                <w:sz w:val="16"/>
+              </w:rPr>
+              <w:t xml:space="preserve"> v1.0</w:t>
             </w:r>
           </w:p>
         </w:tc>
@@ -772,12 +818,14 @@
             <w:vAlign w:val="center"/>
           </w:tcPr>
           <w:p>
+            <w:proofErr w:type="spellStart"/>
             <w:r>
               <w:rPr>
                 <w:sz w:val="16"/>
               </w:rPr>
               <w:t>業務目的、利用者、機能要件</w:t>
             </w:r>
+            <w:proofErr w:type="spellEnd"/>
           </w:p>
         </w:tc>
       </w:tr>
@@ -801,7 +849,21 @@
               <w:rPr>
                 <w:sz w:val="16"/>
               </w:rPr>
-              <w:t>ARIAGUMA 基本設計書 v1.0</w:t>
+              <w:t xml:space="preserve">ARIAGUMA </w:t>
+            </w:r>
+            <w:proofErr w:type="spellStart"/>
+            <w:r>
+              <w:rPr>
+                <w:sz w:val="16"/>
+              </w:rPr>
+              <w:t>基本設計書</w:t>
+            </w:r>
+            <w:proofErr w:type="spellEnd"/>
+            <w:r>
+              <w:rPr>
+                <w:sz w:val="16"/>
+              </w:rPr>
+              <w:t xml:space="preserve"> v1.0</w:t>
             </w:r>
           </w:p>
         </w:tc>
@@ -853,7 +915,21 @@
               <w:rPr>
                 <w:sz w:val="16"/>
               </w:rPr>
-              <w:t>ARIAGUMA 詳細設計書 v1.0</w:t>
+              <w:t xml:space="preserve">ARIAGUMA </w:t>
+            </w:r>
+            <w:proofErr w:type="spellStart"/>
+            <w:r>
+              <w:rPr>
+                <w:sz w:val="16"/>
+              </w:rPr>
+              <w:t>詳細設計書</w:t>
+            </w:r>
+            <w:proofErr w:type="spellEnd"/>
+            <w:r>
+              <w:rPr>
+                <w:sz w:val="16"/>
+              </w:rPr>
+              <w:t xml:space="preserve"> v1.0</w:t>
             </w:r>
           </w:p>
         </w:tc>
@@ -870,12 +946,14 @@
             <w:vAlign w:val="center"/>
           </w:tcPr>
           <w:p>
+            <w:proofErr w:type="spellStart"/>
             <w:r>
               <w:rPr>
                 <w:sz w:val="16"/>
               </w:rPr>
               <w:t>実装単位の処理仕様</w:t>
             </w:r>
+            <w:proofErr w:type="spellEnd"/>
           </w:p>
         </w:tc>
       </w:tr>
@@ -895,12 +973,15 @@
             <w:vAlign w:val="center"/>
           </w:tcPr>
           <w:p>
-            <w:r>
-              <w:rPr>
-                <w:sz w:val="16"/>
-              </w:rPr>
+            <w:proofErr w:type="spellStart"/>
+            <w:r>
+              <w:rPr>
+                <w:sz w:val="16"/>
+              </w:rPr>
+              <w:lastRenderedPageBreak/>
               <w:t>schema.rb</w:t>
             </w:r>
+            <w:proofErr w:type="spellEnd"/>
           </w:p>
         </w:tc>
         <w:tc>
@@ -941,41 +1022,29 @@
     </w:p>
     <w:p>
       <w:pPr>
-        <w:rPr>
-          <w:lang w:eastAsia="ja-JP"/>
-        </w:rPr>
+        <w:spacing w:after="80"/>
       </w:pPr>
       <w:r>
-        <w:rPr>
-          <w:lang w:eastAsia="ja-JP"/>
-        </w:rPr>
-        <w:br w:type="page"/>
-      </w:r>
+        <w:t xml:space="preserve">1. </w:t>
+      </w:r>
+      <w:proofErr w:type="spellStart"/>
+      <w:r>
+        <w:t>API共通仕様</w:t>
+      </w:r>
+      <w:proofErr w:type="spellEnd"/>
     </w:p>
     <w:p>
       <w:pPr>
         <w:spacing w:after="80"/>
       </w:pPr>
       <w:r>
-        <w:lastRenderedPageBreak/>
-        <w:t>1. API共通仕様</w:t>
-      </w:r>
-    </w:p>
-    <w:p>
-      <w:pPr>
-        <w:spacing w:after="80"/>
-      </w:pPr>
-      <w:r>
-        <w:t>2. API一覧</w:t>
-      </w:r>
-    </w:p>
-    <w:p>
-      <w:pPr>
-        <w:spacing w:after="80"/>
-      </w:pPr>
-      <w:r>
-        <w:t>3. Firebase Session API</w:t>
-      </w:r>
+        <w:t xml:space="preserve">2. </w:t>
+      </w:r>
+      <w:proofErr w:type="spellStart"/>
+      <w:r>
+        <w:t>API一覧</w:t>
+      </w:r>
+      <w:proofErr w:type="spellEnd"/>
     </w:p>
     <w:p>
       <w:pPr>
@@ -986,16 +1055,9 @@
       </w:pPr>
       <w:r>
         <w:rPr>
-          <w:rFonts w:hint="eastAsia"/>
           <w:lang w:eastAsia="ja-JP"/>
         </w:rPr>
-        <w:t>4</w:t>
-      </w:r>
-      <w:r>
-        <w:rPr>
-          <w:lang w:eastAsia="ja-JP"/>
-        </w:rPr>
-        <w:t>. プロフィールAPI</w:t>
+        <w:t>3. Firebase Session API</w:t>
       </w:r>
     </w:p>
     <w:p>
@@ -1010,13 +1072,13 @@
           <w:rFonts w:hint="eastAsia"/>
           <w:lang w:eastAsia="ja-JP"/>
         </w:rPr>
-        <w:t>5</w:t>
+        <w:t>4</w:t>
       </w:r>
       <w:r>
         <w:rPr>
           <w:lang w:eastAsia="ja-JP"/>
         </w:rPr>
-        <w:t>. ログアウトAPI</w:t>
+        <w:t>. プロフィールAPI</w:t>
       </w:r>
     </w:p>
     <w:p>
@@ -1031,13 +1093,13 @@
           <w:rFonts w:hint="eastAsia"/>
           <w:lang w:eastAsia="ja-JP"/>
         </w:rPr>
-        <w:t>6</w:t>
+        <w:t>5</w:t>
       </w:r>
       <w:r>
         <w:rPr>
           <w:lang w:eastAsia="ja-JP"/>
         </w:rPr>
-        <w:t>. 電子書籍ダウンロードIF</w:t>
+        <w:t>. ログアウトAPI</w:t>
       </w:r>
     </w:p>
     <w:p>
@@ -1052,13 +1114,13 @@
           <w:rFonts w:hint="eastAsia"/>
           <w:lang w:eastAsia="ja-JP"/>
         </w:rPr>
-        <w:t>7</w:t>
+        <w:t>6</w:t>
       </w:r>
       <w:r>
         <w:rPr>
           <w:lang w:eastAsia="ja-JP"/>
         </w:rPr>
-        <w:t>. エラー・セキュリティ設計</w:t>
+        <w:t>. 電子書籍ダウンロードIF</w:t>
       </w:r>
     </w:p>
     <w:p>
@@ -1073,13 +1135,13 @@
           <w:rFonts w:hint="eastAsia"/>
           <w:lang w:eastAsia="ja-JP"/>
         </w:rPr>
-        <w:t>8</w:t>
+        <w:t>7</w:t>
       </w:r>
       <w:r>
         <w:rPr>
           <w:lang w:eastAsia="ja-JP"/>
         </w:rPr>
-        <w:t>. 実装上の確認事項</w:t>
+        <w:t>. エラー・セキュリティ設計</w:t>
       </w:r>
     </w:p>
     <w:p>
@@ -1091,9 +1153,16 @@
       </w:pPr>
       <w:r>
         <w:rPr>
+          <w:rFonts w:hint="eastAsia"/>
           <w:lang w:eastAsia="ja-JP"/>
         </w:rPr>
-        <w:t>付録A. JSONサンプル一覧</w:t>
+        <w:t>8</w:t>
+      </w:r>
+      <w:r>
+        <w:rPr>
+          <w:lang w:eastAsia="ja-JP"/>
+        </w:rPr>
+        <w:t>. 実装上の確認事項</w:t>
       </w:r>
     </w:p>
     <w:p>
@@ -1107,11 +1176,12 @@
         <w:rPr>
           <w:lang w:eastAsia="ja-JP"/>
         </w:rPr>
-        <w:t>付録B. HTTPステータス一覧</w:t>
+        <w:t>付録A. JSONサンプル一覧</w:t>
       </w:r>
     </w:p>
     <w:p>
       <w:pPr>
+        <w:spacing w:after="80"/>
         <w:rPr>
           <w:lang w:eastAsia="ja-JP"/>
         </w:rPr>
@@ -1120,7 +1190,7 @@
         <w:rPr>
           <w:lang w:eastAsia="ja-JP"/>
         </w:rPr>
-        <w:br w:type="page"/>
+        <w:t>付録B. HTTPステータス一覧</w:t>
       </w:r>
     </w:p>
     <w:p>
@@ -1128,12 +1198,16 @@
         <w:pStyle w:val="1"/>
       </w:pPr>
       <w:r>
-        <w:lastRenderedPageBreak/>
-        <w:t>1. API</w:t>
+        <w:t xml:space="preserve">1. </w:t>
+      </w:r>
+      <w:proofErr w:type="spellStart"/>
+      <w:r>
+        <w:t>API</w:t>
       </w:r>
       <w:r>
         <w:t>共通仕様</w:t>
       </w:r>
+      <w:proofErr w:type="spellEnd"/>
     </w:p>
     <w:p>
       <w:pPr>
@@ -1142,9 +1216,11 @@
       <w:r>
         <w:t xml:space="preserve">1.1 </w:t>
       </w:r>
+      <w:proofErr w:type="spellStart"/>
       <w:r>
         <w:t>基本情報</w:t>
       </w:r>
+      <w:proofErr w:type="spellEnd"/>
     </w:p>
     <w:tbl>
       <w:tblPr>
@@ -1174,6 +1250,7 @@
             <w:vAlign w:val="center"/>
           </w:tcPr>
           <w:p>
+            <w:proofErr w:type="spellStart"/>
             <w:r>
               <w:rPr>
                 <w:b/>
@@ -1182,6 +1259,7 @@
               </w:rPr>
               <w:t>項目</w:t>
             </w:r>
+            <w:proofErr w:type="spellEnd"/>
           </w:p>
         </w:tc>
         <w:tc>
@@ -1197,6 +1275,7 @@
             <w:vAlign w:val="center"/>
           </w:tcPr>
           <w:p>
+            <w:proofErr w:type="spellStart"/>
             <w:r>
               <w:rPr>
                 <w:b/>
@@ -1205,6 +1284,7 @@
               </w:rPr>
               <w:t>仕様</w:t>
             </w:r>
+            <w:proofErr w:type="spellEnd"/>
           </w:p>
         </w:tc>
       </w:tr>
@@ -1224,12 +1304,14 @@
             <w:vAlign w:val="center"/>
           </w:tcPr>
           <w:p>
+            <w:proofErr w:type="spellStart"/>
             <w:r>
               <w:rPr>
                 <w:sz w:val="16"/>
               </w:rPr>
               <w:t>ベースURL</w:t>
             </w:r>
+            <w:proofErr w:type="spellEnd"/>
           </w:p>
         </w:tc>
         <w:tc>
@@ -1270,12 +1352,14 @@
             <w:vAlign w:val="center"/>
           </w:tcPr>
           <w:p>
+            <w:proofErr w:type="spellStart"/>
             <w:r>
               <w:rPr>
                 <w:sz w:val="16"/>
               </w:rPr>
               <w:t>通信方式</w:t>
             </w:r>
+            <w:proofErr w:type="spellEnd"/>
           </w:p>
         </w:tc>
         <w:tc>
@@ -1316,12 +1400,14 @@
             <w:vAlign w:val="center"/>
           </w:tcPr>
           <w:p>
+            <w:proofErr w:type="spellStart"/>
             <w:r>
               <w:rPr>
                 <w:sz w:val="16"/>
               </w:rPr>
               <w:t>文字コード</w:t>
             </w:r>
+            <w:proofErr w:type="spellEnd"/>
           </w:p>
         </w:tc>
         <w:tc>
@@ -1362,12 +1448,14 @@
             <w:vAlign w:val="center"/>
           </w:tcPr>
           <w:p>
+            <w:proofErr w:type="spellStart"/>
             <w:r>
               <w:rPr>
                 <w:sz w:val="16"/>
               </w:rPr>
               <w:t>主要データ形式</w:t>
             </w:r>
+            <w:proofErr w:type="spellEnd"/>
           </w:p>
         </w:tc>
         <w:tc>
@@ -1387,8 +1475,16 @@
               <w:rPr>
                 <w:sz w:val="16"/>
               </w:rPr>
-              <w:t>application/json</w:t>
-            </w:r>
+              <w:t>application/</w:t>
+            </w:r>
+            <w:proofErr w:type="spellStart"/>
+            <w:r>
+              <w:rPr>
+                <w:sz w:val="16"/>
+              </w:rPr>
+              <w:t>json</w:t>
+            </w:r>
+            <w:proofErr w:type="spellEnd"/>
           </w:p>
         </w:tc>
       </w:tr>
@@ -1408,12 +1504,14 @@
             <w:vAlign w:val="center"/>
           </w:tcPr>
           <w:p>
+            <w:proofErr w:type="spellStart"/>
             <w:r>
               <w:rPr>
                 <w:sz w:val="16"/>
               </w:rPr>
               <w:t>セッション方式</w:t>
             </w:r>
+            <w:proofErr w:type="spellEnd"/>
           </w:p>
         </w:tc>
         <w:tc>
@@ -1432,7 +1530,35 @@
               <w:rPr>
                 <w:sz w:val="16"/>
               </w:rPr>
-              <w:t>Rails Cookie Session（session[:user_id]）</w:t>
+              <w:t xml:space="preserve">Rails Cookie </w:t>
+            </w:r>
+            <w:proofErr w:type="spellStart"/>
+            <w:r>
+              <w:rPr>
+                <w:sz w:val="16"/>
+              </w:rPr>
+              <w:t>Session（session</w:t>
+            </w:r>
+            <w:proofErr w:type="spellEnd"/>
+            <w:r>
+              <w:rPr>
+                <w:sz w:val="16"/>
+              </w:rPr>
+              <w:t>[:</w:t>
+            </w:r>
+            <w:proofErr w:type="spellStart"/>
+            <w:r>
+              <w:rPr>
+                <w:sz w:val="16"/>
+              </w:rPr>
+              <w:t>user_id</w:t>
+            </w:r>
+            <w:proofErr w:type="spellEnd"/>
+            <w:r>
+              <w:rPr>
+                <w:sz w:val="16"/>
+              </w:rPr>
+              <w:t>]）</w:t>
             </w:r>
           </w:p>
         </w:tc>
@@ -1454,12 +1580,14 @@
             <w:vAlign w:val="center"/>
           </w:tcPr>
           <w:p>
+            <w:proofErr w:type="spellStart"/>
             <w:r>
               <w:rPr>
                 <w:sz w:val="16"/>
               </w:rPr>
               <w:t>トークン方式</w:t>
             </w:r>
+            <w:proofErr w:type="spellEnd"/>
           </w:p>
         </w:tc>
         <w:tc>
@@ -1479,7 +1607,21 @@
               <w:rPr>
                 <w:sz w:val="16"/>
               </w:rPr>
-              <w:t>Firebase ID Token（リクエストボディまたはAuthorizationヘッダー）</w:t>
+              <w:t xml:space="preserve">Firebase ID </w:t>
+            </w:r>
+            <w:proofErr w:type="spellStart"/>
+            <w:r>
+              <w:rPr>
+                <w:sz w:val="16"/>
+              </w:rPr>
+              <w:t>Token（リクエストボディまたはAuthorizationヘッダ</w:t>
+            </w:r>
+            <w:proofErr w:type="spellEnd"/>
+            <w:r>
+              <w:rPr>
+                <w:sz w:val="16"/>
+              </w:rPr>
+              <w:t>ー）</w:t>
             </w:r>
           </w:p>
         </w:tc>
@@ -1520,12 +1662,14 @@
             <w:vAlign w:val="center"/>
           </w:tcPr>
           <w:p>
+            <w:proofErr w:type="spellStart"/>
             <w:r>
               <w:rPr>
                 <w:sz w:val="16"/>
               </w:rPr>
               <w:t>Rails標準CSRF保護。対象コントローラーによりnull_sessionまたは例外方式</w:t>
             </w:r>
+            <w:proofErr w:type="spellEnd"/>
           </w:p>
         </w:tc>
       </w:tr>
@@ -1546,12 +1690,14 @@
             <w:vAlign w:val="center"/>
           </w:tcPr>
           <w:p>
+            <w:proofErr w:type="spellStart"/>
             <w:r>
               <w:rPr>
                 <w:sz w:val="16"/>
               </w:rPr>
               <w:t>時刻</w:t>
             </w:r>
+            <w:proofErr w:type="spellEnd"/>
           </w:p>
         </w:tc>
         <w:tc>
@@ -1571,8 +1717,16 @@
               <w:rPr>
                 <w:sz w:val="16"/>
               </w:rPr>
-              <w:t>Rails/MySQLのdatetime。APIレスポンスでは現行実装上、時刻項目の明示形式なし</w:t>
-            </w:r>
+              <w:t>Rails/</w:t>
+            </w:r>
+            <w:proofErr w:type="spellStart"/>
+            <w:r>
+              <w:rPr>
+                <w:sz w:val="16"/>
+              </w:rPr>
+              <w:t>MySQLのdatetime。APIレスポンスでは現行実装上、時刻項目の明示形式なし</w:t>
+            </w:r>
+            <w:proofErr w:type="spellEnd"/>
           </w:p>
         </w:tc>
       </w:tr>
@@ -1592,9 +1746,11 @@
       <w:r>
         <w:t xml:space="preserve">1.2 </w:t>
       </w:r>
+      <w:proofErr w:type="spellStart"/>
       <w:r>
         <w:t>認証方式</w:t>
       </w:r>
+      <w:proofErr w:type="spellEnd"/>
     </w:p>
     <w:tbl>
       <w:tblPr>
@@ -1625,6 +1781,7 @@
             <w:vAlign w:val="center"/>
           </w:tcPr>
           <w:p>
+            <w:proofErr w:type="spellStart"/>
             <w:r>
               <w:rPr>
                 <w:b/>
@@ -1633,6 +1790,7 @@
               </w:rPr>
               <w:t>方式</w:t>
             </w:r>
+            <w:proofErr w:type="spellEnd"/>
           </w:p>
         </w:tc>
         <w:tc>
@@ -1648,6 +1806,7 @@
             <w:vAlign w:val="center"/>
           </w:tcPr>
           <w:p>
+            <w:proofErr w:type="spellStart"/>
             <w:r>
               <w:rPr>
                 <w:b/>
@@ -1656,6 +1815,7 @@
               </w:rPr>
               <w:t>利用API</w:t>
             </w:r>
+            <w:proofErr w:type="spellEnd"/>
           </w:p>
         </w:tc>
         <w:tc>
@@ -1671,6 +1831,7 @@
             <w:vAlign w:val="center"/>
           </w:tcPr>
           <w:p>
+            <w:proofErr w:type="spellStart"/>
             <w:r>
               <w:rPr>
                 <w:b/>
@@ -1679,6 +1840,7 @@
               </w:rPr>
               <w:t>概要</w:t>
             </w:r>
+            <w:proofErr w:type="spellEnd"/>
           </w:p>
         </w:tc>
       </w:tr>
@@ -1724,8 +1886,16 @@
               <w:rPr>
                 <w:sz w:val="16"/>
               </w:rPr>
-              <w:t>POST /firebase_login</w:t>
-            </w:r>
+              <w:t>POST /</w:t>
+            </w:r>
+            <w:proofErr w:type="spellStart"/>
+            <w:r>
+              <w:rPr>
+                <w:sz w:val="16"/>
+              </w:rPr>
+              <w:t>firebase_login</w:t>
+            </w:r>
+            <w:proofErr w:type="spellEnd"/>
           </w:p>
         </w:tc>
         <w:tc>
@@ -1762,7 +1932,61 @@
                 <w:szCs w:val="16"/>
                 <w:lang w:eastAsia="ja-JP"/>
               </w:rPr>
-              <w:t>Rails側ではFirebaseSessionsController#createで ID Tokenを検証し、 Userを登録または取得して Rails Session(session[:user_id], session[:email_hash])を作成する。</w:t>
+              <w:t>Rails側では</w:t>
+            </w:r>
+            <w:proofErr w:type="spellStart"/>
+            <w:r>
+              <w:rPr>
+                <w:sz w:val="16"/>
+                <w:szCs w:val="16"/>
+                <w:lang w:eastAsia="ja-JP"/>
+              </w:rPr>
+              <w:t>FirebaseSessionsController#create</w:t>
+            </w:r>
+            <w:proofErr w:type="spellEnd"/>
+            <w:r>
+              <w:rPr>
+                <w:sz w:val="16"/>
+                <w:szCs w:val="16"/>
+                <w:lang w:eastAsia="ja-JP"/>
+              </w:rPr>
+              <w:t>で ID Tokenを検証し、 Userを登録または取得して Rails Session(session[:</w:t>
+            </w:r>
+            <w:proofErr w:type="spellStart"/>
+            <w:r>
+              <w:rPr>
+                <w:sz w:val="16"/>
+                <w:szCs w:val="16"/>
+                <w:lang w:eastAsia="ja-JP"/>
+              </w:rPr>
+              <w:t>user_id</w:t>
+            </w:r>
+            <w:proofErr w:type="spellEnd"/>
+            <w:r>
+              <w:rPr>
+                <w:sz w:val="16"/>
+                <w:szCs w:val="16"/>
+                <w:lang w:eastAsia="ja-JP"/>
+              </w:rPr>
+              <w:t>], session[:</w:t>
+            </w:r>
+            <w:proofErr w:type="spellStart"/>
+            <w:r>
+              <w:rPr>
+                <w:sz w:val="16"/>
+                <w:szCs w:val="16"/>
+                <w:lang w:eastAsia="ja-JP"/>
+              </w:rPr>
+              <w:t>email_hash</w:t>
+            </w:r>
+            <w:proofErr w:type="spellEnd"/>
+            <w:r>
+              <w:rPr>
+                <w:sz w:val="16"/>
+                <w:szCs w:val="16"/>
+                <w:lang w:eastAsia="ja-JP"/>
+              </w:rPr>
+              <w:t>])を作成する。</w:t>
             </w:r>
           </w:p>
         </w:tc>
@@ -1807,7 +2031,21 @@
               <w:rPr>
                 <w:sz w:val="16"/>
               </w:rPr>
-              <w:t>PATCH /api/profile</w:t>
+              <w:t>PATCH /</w:t>
+            </w:r>
+            <w:proofErr w:type="spellStart"/>
+            <w:r>
+              <w:rPr>
+                <w:sz w:val="16"/>
+              </w:rPr>
+              <w:t>api</w:t>
+            </w:r>
+            <w:proofErr w:type="spellEnd"/>
+            <w:r>
+              <w:rPr>
+                <w:sz w:val="16"/>
+              </w:rPr>
+              <w:t>/profile</w:t>
             </w:r>
           </w:p>
         </w:tc>
@@ -1827,20 +2065,108 @@
               <w:rPr>
                 <w:sz w:val="16"/>
               </w:rPr>
-              <w:t>Rails Session | PATCH /api/profile | current_user によりログイン済みUserを取得し、User.nameを更新する。</w:t>
+              <w:t>Rails Session | PATCH /</w:t>
+            </w:r>
+            <w:proofErr w:type="spellStart"/>
+            <w:r>
+              <w:rPr>
+                <w:sz w:val="16"/>
+              </w:rPr>
+              <w:t>api</w:t>
+            </w:r>
+            <w:proofErr w:type="spellEnd"/>
+            <w:r>
+              <w:rPr>
+                <w:sz w:val="16"/>
+              </w:rPr>
+              <w:t xml:space="preserve">/profile | </w:t>
+            </w:r>
+            <w:proofErr w:type="spellStart"/>
+            <w:r>
+              <w:rPr>
+                <w:sz w:val="16"/>
+              </w:rPr>
+              <w:t>current_user</w:t>
+            </w:r>
+            <w:proofErr w:type="spellEnd"/>
+            <w:r>
+              <w:rPr>
+                <w:sz w:val="16"/>
+              </w:rPr>
+              <w:t xml:space="preserve"> </w:t>
+            </w:r>
+            <w:proofErr w:type="spellStart"/>
+            <w:r>
+              <w:rPr>
+                <w:sz w:val="16"/>
+              </w:rPr>
+              <w:t>によりログイン済みUserを取得し、User.nameを更新する</w:t>
+            </w:r>
+            <w:proofErr w:type="spellEnd"/>
+            <w:r>
+              <w:rPr>
+                <w:sz w:val="16"/>
+              </w:rPr>
+              <w:t>。</w:t>
             </w:r>
             <w:r>
               <w:rPr>
                 <w:sz w:val="16"/>
                 <w:lang w:eastAsia="ja-JP"/>
               </w:rPr>
-              <w:t>さらにUserの email_hash と一致するRegistレコードのnameも同じ値へ更新する。</w:t>
-            </w:r>
-            <w:r>
-              <w:rPr>
-                <w:sz w:val="16"/>
-              </w:rPr>
-              <w:t>未ログイン時は401 Unauthorizedを返す。</w:t>
+              <w:t xml:space="preserve">さらにUserの </w:t>
+            </w:r>
+            <w:proofErr w:type="spellStart"/>
+            <w:r>
+              <w:rPr>
+                <w:sz w:val="16"/>
+                <w:lang w:eastAsia="ja-JP"/>
+              </w:rPr>
+              <w:t>email_hash</w:t>
+            </w:r>
+            <w:proofErr w:type="spellEnd"/>
+            <w:r>
+              <w:rPr>
+                <w:sz w:val="16"/>
+                <w:lang w:eastAsia="ja-JP"/>
+              </w:rPr>
+              <w:t xml:space="preserve"> と一致する</w:t>
+            </w:r>
+            <w:proofErr w:type="spellStart"/>
+            <w:r>
+              <w:rPr>
+                <w:sz w:val="16"/>
+                <w:lang w:eastAsia="ja-JP"/>
+              </w:rPr>
+              <w:t>Regist</w:t>
+            </w:r>
+            <w:proofErr w:type="spellEnd"/>
+            <w:r>
+              <w:rPr>
+                <w:sz w:val="16"/>
+                <w:lang w:eastAsia="ja-JP"/>
+              </w:rPr>
+              <w:t>レコードのnameも同じ値へ更新する。</w:t>
+            </w:r>
+            <w:r>
+              <w:rPr>
+                <w:sz w:val="16"/>
+              </w:rPr>
+              <w:t xml:space="preserve">未ログイン時は401 </w:t>
+            </w:r>
+            <w:proofErr w:type="spellStart"/>
+            <w:r>
+              <w:rPr>
+                <w:sz w:val="16"/>
+              </w:rPr>
+              <w:t>Unauthorizedを返す</w:t>
+            </w:r>
+            <w:proofErr w:type="spellEnd"/>
+            <w:r>
+              <w:rPr>
+                <w:sz w:val="16"/>
+              </w:rPr>
+              <w:t>。</w:t>
             </w:r>
           </w:p>
         </w:tc>
@@ -1862,12 +2188,14 @@
             <w:vAlign w:val="center"/>
           </w:tcPr>
           <w:p>
+            <w:proofErr w:type="spellStart"/>
             <w:r>
               <w:rPr>
                 <w:sz w:val="16"/>
               </w:rPr>
               <w:t>トークン付きURL</w:t>
             </w:r>
+            <w:proofErr w:type="spellEnd"/>
           </w:p>
         </w:tc>
         <w:tc>
@@ -1910,12 +2238,14 @@
                 <w:lang w:eastAsia="ja-JP"/>
               </w:rPr>
             </w:pPr>
+            <w:proofErr w:type="spellStart"/>
             <w:r>
               <w:rPr>
                 <w:sz w:val="16"/>
               </w:rPr>
               <w:t>予約者に発行したtokenまたはsecond_tokenで配信対象を特定</w:t>
             </w:r>
+            <w:proofErr w:type="spellEnd"/>
           </w:p>
         </w:tc>
       </w:tr>
@@ -1986,42 +2316,29 @@
             <w:vAlign w:val="center"/>
           </w:tcPr>
           <w:p>
+            <w:proofErr w:type="spellStart"/>
             <w:r>
               <w:rPr>
                 <w:b/>
                 <w:color w:val="FFFFFF"/>
                 <w:sz w:val="16"/>
               </w:rPr>
-              <w:t>ヘッダー</w:t>
-            </w:r>
-          </w:p>
-        </w:tc>
-        <w:tc>
-          <w:tcPr>
-            <w:tcW w:w="3118" w:type="dxa"/>
-            <w:tcBorders>
-              <w:top w:val="single" w:sz="4" w:space="0" w:color="B7C9E2"/>
-              <w:left w:val="single" w:sz="4" w:space="0" w:color="B7C9E2"/>
-              <w:bottom w:val="single" w:sz="4" w:space="0" w:color="B7C9E2"/>
-              <w:right w:val="single" w:sz="4" w:space="0" w:color="B7C9E2"/>
-            </w:tcBorders>
-            <w:shd w:val="clear" w:color="auto" w:fill="1F4E79"/>
-            <w:vAlign w:val="center"/>
-          </w:tcPr>
-          <w:p>
+              <w:t>ヘッダ</w:t>
+            </w:r>
+            <w:proofErr w:type="spellEnd"/>
             <w:r>
               <w:rPr>
                 <w:b/>
                 <w:color w:val="FFFFFF"/>
                 <w:sz w:val="16"/>
               </w:rPr>
-              <w:t>必須</w:t>
-            </w:r>
-          </w:p>
-        </w:tc>
-        <w:tc>
-          <w:tcPr>
-            <w:tcW w:w="5596" w:type="dxa"/>
+              <w:t>ー</w:t>
+            </w:r>
+          </w:p>
+        </w:tc>
+        <w:tc>
+          <w:tcPr>
+            <w:tcW w:w="3118" w:type="dxa"/>
             <w:tcBorders>
               <w:top w:val="single" w:sz="4" w:space="0" w:color="B7C9E2"/>
               <w:left w:val="single" w:sz="4" w:space="0" w:color="B7C9E2"/>
@@ -2032,14 +2349,41 @@
             <w:vAlign w:val="center"/>
           </w:tcPr>
           <w:p>
+            <w:proofErr w:type="spellStart"/>
             <w:r>
               <w:rPr>
                 <w:b/>
                 <w:color w:val="FFFFFF"/>
                 <w:sz w:val="16"/>
               </w:rPr>
+              <w:t>必須</w:t>
+            </w:r>
+            <w:proofErr w:type="spellEnd"/>
+          </w:p>
+        </w:tc>
+        <w:tc>
+          <w:tcPr>
+            <w:tcW w:w="5596" w:type="dxa"/>
+            <w:tcBorders>
+              <w:top w:val="single" w:sz="4" w:space="0" w:color="B7C9E2"/>
+              <w:left w:val="single" w:sz="4" w:space="0" w:color="B7C9E2"/>
+              <w:bottom w:val="single" w:sz="4" w:space="0" w:color="B7C9E2"/>
+              <w:right w:val="single" w:sz="4" w:space="0" w:color="B7C9E2"/>
+            </w:tcBorders>
+            <w:shd w:val="clear" w:color="auto" w:fill="1F4E79"/>
+            <w:vAlign w:val="center"/>
+          </w:tcPr>
+          <w:p>
+            <w:proofErr w:type="spellStart"/>
+            <w:r>
+              <w:rPr>
+                <w:b/>
+                <w:color w:val="FFFFFF"/>
+                <w:sz w:val="16"/>
+              </w:rPr>
               <w:t>内容</w:t>
             </w:r>
+            <w:proofErr w:type="spellEnd"/>
           </w:p>
         </w:tc>
       </w:tr>
@@ -2079,12 +2423,14 @@
             <w:vAlign w:val="center"/>
           </w:tcPr>
           <w:p>
+            <w:proofErr w:type="spellStart"/>
             <w:r>
               <w:rPr>
                 <w:sz w:val="16"/>
               </w:rPr>
               <w:t>JSON送信時必須</w:t>
             </w:r>
+            <w:proofErr w:type="spellEnd"/>
           </w:p>
         </w:tc>
         <w:tc>
@@ -2103,8 +2449,16 @@
               <w:rPr>
                 <w:sz w:val="16"/>
               </w:rPr>
-              <w:t>application/json</w:t>
-            </w:r>
+              <w:t>application/</w:t>
+            </w:r>
+            <w:proofErr w:type="spellStart"/>
+            <w:r>
+              <w:rPr>
+                <w:sz w:val="16"/>
+              </w:rPr>
+              <w:t>json</w:t>
+            </w:r>
+            <w:proofErr w:type="spellEnd"/>
           </w:p>
         </w:tc>
       </w:tr>
@@ -2150,8 +2504,30 @@
               <w:rPr>
                 <w:sz w:val="16"/>
               </w:rPr>
-              <w:t>Rails Session利用APIで推奨/必要</w:t>
-            </w:r>
+              <w:t xml:space="preserve">Rails </w:t>
+            </w:r>
+            <w:proofErr w:type="spellStart"/>
+            <w:r>
+              <w:rPr>
+                <w:sz w:val="16"/>
+              </w:rPr>
+              <w:t>Session利用APIで推奨</w:t>
+            </w:r>
+            <w:proofErr w:type="spellEnd"/>
+            <w:r>
+              <w:rPr>
+                <w:sz w:val="16"/>
+              </w:rPr>
+              <w:t>/</w:t>
+            </w:r>
+            <w:proofErr w:type="spellStart"/>
+            <w:r>
+              <w:rPr>
+                <w:sz w:val="16"/>
+              </w:rPr>
+              <w:t>必要</w:t>
+            </w:r>
+            <w:proofErr w:type="spellEnd"/>
           </w:p>
         </w:tc>
         <w:tc>
@@ -2171,8 +2547,30 @@
               <w:rPr>
                 <w:sz w:val="16"/>
               </w:rPr>
-              <w:t>meta[name="csrf-token"]から取得</w:t>
-            </w:r>
+              <w:t>meta[name="</w:t>
+            </w:r>
+            <w:proofErr w:type="spellStart"/>
+            <w:r>
+              <w:rPr>
+                <w:sz w:val="16"/>
+              </w:rPr>
+              <w:t>csrf</w:t>
+            </w:r>
+            <w:proofErr w:type="spellEnd"/>
+            <w:r>
+              <w:rPr>
+                <w:sz w:val="16"/>
+              </w:rPr>
+              <w:t>-token"]</w:t>
+            </w:r>
+            <w:proofErr w:type="spellStart"/>
+            <w:r>
+              <w:rPr>
+                <w:sz w:val="16"/>
+              </w:rPr>
+              <w:t>から取得</w:t>
+            </w:r>
+            <w:proofErr w:type="spellEnd"/>
           </w:p>
         </w:tc>
       </w:tr>
@@ -2212,12 +2610,14 @@
             <w:vAlign w:val="center"/>
           </w:tcPr>
           <w:p>
+            <w:proofErr w:type="spellStart"/>
             <w:r>
               <w:rPr>
                 <w:sz w:val="16"/>
               </w:rPr>
               <w:t>Session利用APIで必要</w:t>
             </w:r>
+            <w:proofErr w:type="spellEnd"/>
           </w:p>
         </w:tc>
         <w:tc>
@@ -2301,7 +2701,6 @@
         <w:rPr>
           <w:lang w:eastAsia="ja-JP"/>
         </w:rPr>
-        <w:lastRenderedPageBreak/>
         <w:t>成功例</w:t>
       </w:r>
       <w:r>
@@ -2340,9 +2739,11 @@
       <w:r>
         <w:br/>
       </w:r>
+      <w:proofErr w:type="spellStart"/>
       <w:r>
         <w:t>失敗例</w:t>
       </w:r>
+      <w:proofErr w:type="spellEnd"/>
       <w:r>
         <w:br/>
         <w:t>{</w:t>
@@ -2355,9 +2756,11 @@
         <w:br/>
         <w:t xml:space="preserve">  "error": "</w:t>
       </w:r>
+      <w:proofErr w:type="spellStart"/>
       <w:r>
         <w:t>エラー内容</w:t>
       </w:r>
+      <w:proofErr w:type="spellEnd"/>
       <w:r>
         <w:t>"</w:t>
       </w:r>
@@ -2372,11 +2775,16 @@
         <w:pStyle w:val="1"/>
       </w:pPr>
       <w:r>
-        <w:t>2. API</w:t>
+        <w:t xml:space="preserve">2. </w:t>
+      </w:r>
+      <w:proofErr w:type="spellStart"/>
+      <w:r>
+        <w:t>API</w:t>
       </w:r>
       <w:r>
         <w:t>一覧</w:t>
       </w:r>
+      <w:proofErr w:type="spellEnd"/>
     </w:p>
     <w:tbl>
       <w:tblPr>
@@ -2479,6 +2887,7 @@
             <w:vAlign w:val="center"/>
           </w:tcPr>
           <w:p>
+            <w:proofErr w:type="spellStart"/>
             <w:r>
               <w:rPr>
                 <w:b/>
@@ -2487,6 +2896,7 @@
               </w:rPr>
               <w:t>概要</w:t>
             </w:r>
+            <w:proofErr w:type="spellEnd"/>
           </w:p>
         </w:tc>
         <w:tc>
@@ -2502,37 +2912,59 @@
             <w:vAlign w:val="center"/>
           </w:tcPr>
           <w:p>
+            <w:proofErr w:type="spellStart"/>
             <w:r>
               <w:rPr>
                 <w:b/>
                 <w:color w:val="FFFFFF"/>
                 <w:sz w:val="14"/>
               </w:rPr>
-              <w:t>認証/識別</w:t>
-            </w:r>
-          </w:p>
-        </w:tc>
-        <w:tc>
-          <w:tcPr>
-            <w:tcW w:w="932" w:type="dxa"/>
-            <w:tcBorders>
-              <w:top w:val="single" w:sz="4" w:space="0" w:color="B7C9E2"/>
-              <w:left w:val="single" w:sz="4" w:space="0" w:color="B7C9E2"/>
-              <w:bottom w:val="single" w:sz="4" w:space="0" w:color="B7C9E2"/>
-              <w:right w:val="single" w:sz="4" w:space="0" w:color="B7C9E2"/>
-            </w:tcBorders>
-            <w:shd w:val="clear" w:color="auto" w:fill="1F4E79"/>
-            <w:vAlign w:val="center"/>
-          </w:tcPr>
-          <w:p>
+              <w:t>認証</w:t>
+            </w:r>
+            <w:proofErr w:type="spellEnd"/>
             <w:r>
               <w:rPr>
                 <w:b/>
                 <w:color w:val="FFFFFF"/>
                 <w:sz w:val="14"/>
               </w:rPr>
+              <w:t>/</w:t>
+            </w:r>
+            <w:proofErr w:type="spellStart"/>
+            <w:r>
+              <w:rPr>
+                <w:b/>
+                <w:color w:val="FFFFFF"/>
+                <w:sz w:val="14"/>
+              </w:rPr>
+              <w:t>識別</w:t>
+            </w:r>
+            <w:proofErr w:type="spellEnd"/>
+          </w:p>
+        </w:tc>
+        <w:tc>
+          <w:tcPr>
+            <w:tcW w:w="932" w:type="dxa"/>
+            <w:tcBorders>
+              <w:top w:val="single" w:sz="4" w:space="0" w:color="B7C9E2"/>
+              <w:left w:val="single" w:sz="4" w:space="0" w:color="B7C9E2"/>
+              <w:bottom w:val="single" w:sz="4" w:space="0" w:color="B7C9E2"/>
+              <w:right w:val="single" w:sz="4" w:space="0" w:color="B7C9E2"/>
+            </w:tcBorders>
+            <w:shd w:val="clear" w:color="auto" w:fill="1F4E79"/>
+            <w:vAlign w:val="center"/>
+          </w:tcPr>
+          <w:p>
+            <w:proofErr w:type="spellStart"/>
+            <w:r>
+              <w:rPr>
+                <w:b/>
+                <w:color w:val="FFFFFF"/>
+                <w:sz w:val="14"/>
+              </w:rPr>
               <w:t>応答</w:t>
             </w:r>
+            <w:proofErr w:type="spellEnd"/>
           </w:p>
         </w:tc>
       </w:tr>
@@ -2596,8 +3028,16 @@
               <w:rPr>
                 <w:sz w:val="14"/>
               </w:rPr>
-              <w:t>/firebase_login</w:t>
-            </w:r>
+              <w:t>/</w:t>
+            </w:r>
+            <w:proofErr w:type="spellStart"/>
+            <w:r>
+              <w:rPr>
+                <w:sz w:val="14"/>
+              </w:rPr>
+              <w:t>firebase_login</w:t>
+            </w:r>
+            <w:proofErr w:type="spellEnd"/>
           </w:p>
         </w:tc>
         <w:tc>
@@ -2616,8 +3056,30 @@
               <w:rPr>
                 <w:sz w:val="14"/>
               </w:rPr>
-              <w:t>Firebase ID TokenからRails Session作成</w:t>
-            </w:r>
+              <w:t xml:space="preserve">Firebase ID </w:t>
+            </w:r>
+            <w:proofErr w:type="spellStart"/>
+            <w:r>
+              <w:rPr>
+                <w:sz w:val="14"/>
+              </w:rPr>
+              <w:t>TokenからRails</w:t>
+            </w:r>
+            <w:proofErr w:type="spellEnd"/>
+            <w:r>
+              <w:rPr>
+                <w:sz w:val="14"/>
+              </w:rPr>
+              <w:t xml:space="preserve"> </w:t>
+            </w:r>
+            <w:proofErr w:type="spellStart"/>
+            <w:r>
+              <w:rPr>
+                <w:sz w:val="14"/>
+              </w:rPr>
+              <w:t>Session作成</w:t>
+            </w:r>
+            <w:proofErr w:type="spellEnd"/>
           </w:p>
         </w:tc>
         <w:tc>
@@ -2632,11 +3094,33 @@
             <w:vAlign w:val="center"/>
           </w:tcPr>
           <w:p>
+            <w:proofErr w:type="spellStart"/>
             <w:r>
               <w:rPr>
                 <w:sz w:val="14"/>
               </w:rPr>
-              <w:t>なし（ID Token必須）</w:t>
+              <w:t>なし（ID</w:t>
+            </w:r>
+            <w:proofErr w:type="spellEnd"/>
+            <w:r>
+              <w:rPr>
+                <w:sz w:val="14"/>
+              </w:rPr>
+              <w:t xml:space="preserve"> </w:t>
+            </w:r>
+            <w:proofErr w:type="spellStart"/>
+            <w:r>
+              <w:rPr>
+                <w:sz w:val="14"/>
+              </w:rPr>
+              <w:t>Token必須</w:t>
+            </w:r>
+            <w:proofErr w:type="spellEnd"/>
+            <w:r>
+              <w:rPr>
+                <w:sz w:val="14"/>
+              </w:rPr>
+              <w:t>）</w:t>
             </w:r>
           </w:p>
         </w:tc>
@@ -2724,8 +3208,16 @@
               <w:rPr>
                 <w:sz w:val="14"/>
               </w:rPr>
-              <w:t>/firebase_logout</w:t>
-            </w:r>
+              <w:t>/</w:t>
+            </w:r>
+            <w:proofErr w:type="spellStart"/>
+            <w:r>
+              <w:rPr>
+                <w:sz w:val="14"/>
+              </w:rPr>
+              <w:t>firebase_logout</w:t>
+            </w:r>
+            <w:proofErr w:type="spellEnd"/>
           </w:p>
         </w:tc>
         <w:tc>
@@ -2745,8 +3237,16 @@
               <w:rPr>
                 <w:sz w:val="14"/>
               </w:rPr>
-              <w:t>Rails Session破棄</w:t>
-            </w:r>
+              <w:t xml:space="preserve">Rails </w:t>
+            </w:r>
+            <w:proofErr w:type="spellStart"/>
+            <w:r>
+              <w:rPr>
+                <w:sz w:val="14"/>
+              </w:rPr>
+              <w:t>Session破棄</w:t>
+            </w:r>
+            <w:proofErr w:type="spellEnd"/>
           </w:p>
         </w:tc>
         <w:tc>
@@ -2868,11 +3368,19 @@
             <w:vAlign w:val="center"/>
           </w:tcPr>
           <w:p>
+            <w:proofErr w:type="spellStart"/>
             <w:r>
               <w:rPr>
                 <w:sz w:val="14"/>
               </w:rPr>
-              <w:t>FirebaseSessions#destroy（重複ルートあり）</w:t>
+              <w:t>FirebaseSessions#destroy（重複ルートあり</w:t>
+            </w:r>
+            <w:proofErr w:type="spellEnd"/>
+            <w:r>
+              <w:rPr>
+                <w:sz w:val="14"/>
+              </w:rPr>
+              <w:t>）</w:t>
             </w:r>
           </w:p>
         </w:tc>
@@ -2980,7 +3488,21 @@
               <w:rPr>
                 <w:sz w:val="14"/>
               </w:rPr>
-              <w:t>/api/profile</w:t>
+              <w:t>/</w:t>
+            </w:r>
+            <w:proofErr w:type="spellStart"/>
+            <w:r>
+              <w:rPr>
+                <w:sz w:val="14"/>
+              </w:rPr>
+              <w:t>api</w:t>
+            </w:r>
+            <w:proofErr w:type="spellEnd"/>
+            <w:r>
+              <w:rPr>
+                <w:sz w:val="14"/>
+              </w:rPr>
+              <w:t>/profile</w:t>
             </w:r>
           </w:p>
         </w:tc>
@@ -3164,12 +3686,14 @@
             <w:vAlign w:val="center"/>
           </w:tcPr>
           <w:p>
+            <w:proofErr w:type="spellStart"/>
             <w:r>
               <w:rPr>
                 <w:sz w:val="14"/>
               </w:rPr>
               <w:t>配布token</w:t>
             </w:r>
+            <w:proofErr w:type="spellEnd"/>
           </w:p>
         </w:tc>
         <w:tc>
@@ -3256,7 +3780,7 @@
               <w:rPr>
                 <w:sz w:val="14"/>
               </w:rPr>
-              <w:t>/download/:token</w:t>
+              <w:t>download/:token/file</w:t>
             </w:r>
           </w:p>
         </w:tc>
@@ -3347,12 +3871,14 @@
             <w:vAlign w:val="center"/>
           </w:tcPr>
           <w:p>
+            <w:proofErr w:type="spellStart"/>
             <w:r>
               <w:rPr>
                 <w:sz w:val="14"/>
               </w:rPr>
               <w:t>配布token※実装上未参照</w:t>
             </w:r>
+            <w:proofErr w:type="spellEnd"/>
           </w:p>
         </w:tc>
         <w:tc>
@@ -3437,8 +3963,16 @@
               <w:rPr>
                 <w:sz w:val="14"/>
               </w:rPr>
-              <w:t>/download/second_download/:token</w:t>
-            </w:r>
+              <w:t>download/</w:t>
+            </w:r>
+            <w:proofErr w:type="spellStart"/>
+            <w:r>
+              <w:rPr>
+                <w:sz w:val="14"/>
+              </w:rPr>
+              <w:t>second_download</w:t>
+            </w:r>
+            <w:proofErr w:type="spellEnd"/>
           </w:p>
         </w:tc>
         <w:tc>
@@ -3495,12 +4029,14 @@
               </w:rPr>
               <w:t>配布</w:t>
             </w:r>
+            <w:proofErr w:type="spellStart"/>
             <w:r>
               <w:rPr>
                 <w:sz w:val="14"/>
               </w:rPr>
               <w:t>second_token</w:t>
             </w:r>
+            <w:proofErr w:type="spellEnd"/>
           </w:p>
         </w:tc>
         <w:tc>
@@ -3600,21 +4136,21 @@
               <w:rPr>
                 <w:sz w:val="14"/>
               </w:rPr>
-              <w:t>/download/secon</w:t>
-            </w:r>
-            <w:r>
-              <w:rPr>
-                <w:rFonts w:hint="eastAsia"/>
+              <w:t>download/</w:t>
+            </w:r>
+            <w:proofErr w:type="spellStart"/>
+            <w:r>
+              <w:rPr>
                 <w:sz w:val="14"/>
-                <w:lang w:eastAsia="ja-JP"/>
-              </w:rPr>
-              <w:t>a</w:t>
-            </w:r>
+              </w:rPr>
+              <w:t>second_download</w:t>
+            </w:r>
+            <w:proofErr w:type="spellEnd"/>
             <w:r>
               <w:rPr>
                 <w:sz w:val="14"/>
               </w:rPr>
-              <w:t>d_download/:token</w:t>
+              <w:t>/file</w:t>
             </w:r>
           </w:p>
         </w:tc>
@@ -3752,11 +4288,47 @@
           <w:lang w:eastAsia="ja-JP"/>
         </w:rPr>
       </w:pPr>
+      <w:proofErr w:type="spellStart"/>
       <w:r>
         <w:rPr>
           <w:iCs/>
         </w:rPr>
-        <w:t>注記：routes.rbにはPOST /logoutがSessionsController#destroyを指す定義と、DELETE /logoutがFirebaseSessionsController#destroyを指す定義が併存する。</w:t>
+        <w:t>注記：routes.rbにはPOST</w:t>
+      </w:r>
+      <w:proofErr w:type="spellEnd"/>
+      <w:r>
+        <w:rPr>
+          <w:iCs/>
+        </w:rPr>
+        <w:t xml:space="preserve"> /</w:t>
+      </w:r>
+      <w:proofErr w:type="spellStart"/>
+      <w:r>
+        <w:rPr>
+          <w:iCs/>
+        </w:rPr>
+        <w:t>logoutがSessionsController#destroyを指す定義と、DELETE</w:t>
+      </w:r>
+      <w:proofErr w:type="spellEnd"/>
+      <w:r>
+        <w:rPr>
+          <w:iCs/>
+        </w:rPr>
+        <w:t xml:space="preserve"> /</w:t>
+      </w:r>
+      <w:proofErr w:type="spellStart"/>
+      <w:r>
+        <w:rPr>
+          <w:iCs/>
+        </w:rPr>
+        <w:t>logoutがFirebaseSessionsController#destroyを指す定義が併存する</w:t>
+      </w:r>
+      <w:proofErr w:type="spellEnd"/>
+      <w:r>
+        <w:rPr>
+          <w:iCs/>
+        </w:rPr>
+        <w:t>。</w:t>
       </w:r>
       <w:r>
         <w:rPr>
@@ -3809,6 +4381,7 @@
             <w:vAlign w:val="center"/>
           </w:tcPr>
           <w:p>
+            <w:proofErr w:type="spellStart"/>
             <w:r>
               <w:rPr>
                 <w:b/>
@@ -3817,6 +4390,7 @@
               </w:rPr>
               <w:t>項目</w:t>
             </w:r>
+            <w:proofErr w:type="spellEnd"/>
           </w:p>
         </w:tc>
         <w:tc>
@@ -3832,6 +4406,7 @@
             <w:vAlign w:val="center"/>
           </w:tcPr>
           <w:p>
+            <w:proofErr w:type="spellStart"/>
             <w:r>
               <w:rPr>
                 <w:b/>
@@ -3840,6 +4415,7 @@
               </w:rPr>
               <w:t>内容</w:t>
             </w:r>
+            <w:proofErr w:type="spellEnd"/>
           </w:p>
         </w:tc>
       </w:tr>
@@ -3905,12 +4481,14 @@
             <w:vAlign w:val="center"/>
           </w:tcPr>
           <w:p>
+            <w:proofErr w:type="spellStart"/>
             <w:r>
               <w:rPr>
                 <w:sz w:val="16"/>
               </w:rPr>
               <w:t>HTTPメソッド</w:t>
             </w:r>
+            <w:proofErr w:type="spellEnd"/>
           </w:p>
         </w:tc>
         <w:tc>
@@ -3951,12 +4529,15 @@
             <w:vAlign w:val="center"/>
           </w:tcPr>
           <w:p>
-            <w:r>
-              <w:rPr>
-                <w:sz w:val="16"/>
-              </w:rPr>
+            <w:proofErr w:type="spellStart"/>
+            <w:r>
+              <w:rPr>
+                <w:sz w:val="16"/>
+              </w:rPr>
+              <w:lastRenderedPageBreak/>
               <w:t>パス</w:t>
             </w:r>
+            <w:proofErr w:type="spellEnd"/>
           </w:p>
         </w:tc>
         <w:tc>
@@ -3975,8 +4556,16 @@
               <w:rPr>
                 <w:sz w:val="16"/>
               </w:rPr>
-              <w:t>/firebase_login</w:t>
-            </w:r>
+              <w:t>/</w:t>
+            </w:r>
+            <w:proofErr w:type="spellStart"/>
+            <w:r>
+              <w:rPr>
+                <w:sz w:val="16"/>
+              </w:rPr>
+              <w:t>firebase_login</w:t>
+            </w:r>
+            <w:proofErr w:type="spellEnd"/>
           </w:p>
         </w:tc>
       </w:tr>
@@ -3997,12 +4586,14 @@
             <w:vAlign w:val="center"/>
           </w:tcPr>
           <w:p>
+            <w:proofErr w:type="spellStart"/>
             <w:r>
               <w:rPr>
                 <w:sz w:val="16"/>
               </w:rPr>
               <w:t>目的</w:t>
             </w:r>
+            <w:proofErr w:type="spellEnd"/>
           </w:p>
         </w:tc>
         <w:tc>
@@ -4022,7 +4613,35 @@
               <w:rPr>
                 <w:sz w:val="16"/>
               </w:rPr>
-              <w:t>Firebase Authenticationで認証済みのユーザーをRailsユーザーへ関連付け、Rails Sessionを作成する。</w:t>
+              <w:t xml:space="preserve">Firebase </w:t>
+            </w:r>
+            <w:proofErr w:type="spellStart"/>
+            <w:r>
+              <w:rPr>
+                <w:sz w:val="16"/>
+              </w:rPr>
+              <w:t>Authenticationで認証済みのユーザーをRailsユーザーへ関連付け、Rails</w:t>
+            </w:r>
+            <w:proofErr w:type="spellEnd"/>
+            <w:r>
+              <w:rPr>
+                <w:sz w:val="16"/>
+              </w:rPr>
+              <w:t xml:space="preserve"> </w:t>
+            </w:r>
+            <w:proofErr w:type="spellStart"/>
+            <w:r>
+              <w:rPr>
+                <w:sz w:val="16"/>
+              </w:rPr>
+              <w:t>Sessionを作成する</w:t>
+            </w:r>
+            <w:proofErr w:type="spellEnd"/>
+            <w:r>
+              <w:rPr>
+                <w:sz w:val="16"/>
+              </w:rPr>
+              <w:t>。</w:t>
             </w:r>
           </w:p>
         </w:tc>
@@ -4043,12 +4662,14 @@
             <w:vAlign w:val="center"/>
           </w:tcPr>
           <w:p>
+            <w:proofErr w:type="spellStart"/>
             <w:r>
               <w:rPr>
                 <w:sz w:val="16"/>
               </w:rPr>
               <w:t>実装</w:t>
             </w:r>
+            <w:proofErr w:type="spellEnd"/>
           </w:p>
         </w:tc>
         <w:tc>
@@ -4063,12 +4684,14 @@
             <w:vAlign w:val="center"/>
           </w:tcPr>
           <w:p>
+            <w:proofErr w:type="spellStart"/>
             <w:r>
               <w:rPr>
                 <w:sz w:val="16"/>
               </w:rPr>
               <w:t>FirebaseSessionsController#create</w:t>
             </w:r>
+            <w:proofErr w:type="spellEnd"/>
           </w:p>
         </w:tc>
       </w:tr>
@@ -4089,12 +4712,14 @@
             <w:vAlign w:val="center"/>
           </w:tcPr>
           <w:p>
+            <w:proofErr w:type="spellStart"/>
             <w:r>
               <w:rPr>
                 <w:sz w:val="16"/>
               </w:rPr>
               <w:t>認証・識別</w:t>
             </w:r>
+            <w:proofErr w:type="spellEnd"/>
           </w:p>
         </w:tc>
         <w:tc>
@@ -4110,11 +4735,19 @@
             <w:vAlign w:val="center"/>
           </w:tcPr>
           <w:p>
-            <w:r>
-              <w:rPr>
-                <w:sz w:val="16"/>
-              </w:rPr>
-              <w:t>リクエストボディのFirebase ID Token</w:t>
+            <w:proofErr w:type="spellStart"/>
+            <w:r>
+              <w:rPr>
+                <w:sz w:val="16"/>
+              </w:rPr>
+              <w:t>リクエストボディのFirebase</w:t>
+            </w:r>
+            <w:proofErr w:type="spellEnd"/>
+            <w:r>
+              <w:rPr>
+                <w:sz w:val="16"/>
+              </w:rPr>
+              <w:t xml:space="preserve"> ID Token</w:t>
             </w:r>
           </w:p>
         </w:tc>
@@ -4129,9 +4762,11 @@
       <w:pPr>
         <w:pStyle w:val="21"/>
       </w:pPr>
+      <w:proofErr w:type="spellStart"/>
       <w:r>
         <w:t>リクエスト</w:t>
       </w:r>
+      <w:proofErr w:type="spellEnd"/>
     </w:p>
     <w:tbl>
       <w:tblPr>
@@ -4164,6 +4799,7 @@
             <w:vAlign w:val="center"/>
           </w:tcPr>
           <w:p>
+            <w:proofErr w:type="spellStart"/>
             <w:r>
               <w:rPr>
                 <w:b/>
@@ -4172,6 +4808,7 @@
               </w:rPr>
               <w:t>区分</w:t>
             </w:r>
+            <w:proofErr w:type="spellEnd"/>
           </w:p>
         </w:tc>
         <w:tc>
@@ -4187,6 +4824,7 @@
             <w:vAlign w:val="center"/>
           </w:tcPr>
           <w:p>
+            <w:proofErr w:type="spellStart"/>
             <w:r>
               <w:rPr>
                 <w:b/>
@@ -4195,6 +4833,7 @@
               </w:rPr>
               <w:t>項目</w:t>
             </w:r>
+            <w:proofErr w:type="spellEnd"/>
           </w:p>
         </w:tc>
         <w:tc>
@@ -4233,6 +4872,7 @@
             <w:vAlign w:val="center"/>
           </w:tcPr>
           <w:p>
+            <w:proofErr w:type="spellStart"/>
             <w:r>
               <w:rPr>
                 <w:b/>
@@ -4241,6 +4881,7 @@
               </w:rPr>
               <w:t>必須</w:t>
             </w:r>
+            <w:proofErr w:type="spellEnd"/>
           </w:p>
         </w:tc>
         <w:tc>
@@ -4256,6 +4897,7 @@
             <w:vAlign w:val="center"/>
           </w:tcPr>
           <w:p>
+            <w:proofErr w:type="spellStart"/>
             <w:r>
               <w:rPr>
                 <w:b/>
@@ -4264,6 +4906,7 @@
               </w:rPr>
               <w:t>説明</w:t>
             </w:r>
+            <w:proofErr w:type="spellEnd"/>
           </w:p>
         </w:tc>
       </w:tr>
@@ -4303,12 +4946,14 @@
             <w:vAlign w:val="center"/>
           </w:tcPr>
           <w:p>
+            <w:proofErr w:type="spellStart"/>
             <w:r>
               <w:rPr>
                 <w:sz w:val="15"/>
               </w:rPr>
               <w:t>id_token</w:t>
             </w:r>
+            <w:proofErr w:type="spellEnd"/>
           </w:p>
         </w:tc>
         <w:tc>
@@ -4367,8 +5012,16 @@
               <w:rPr>
                 <w:sz w:val="15"/>
               </w:rPr>
-              <w:t>Firebase Authenticationが発行したIDトークン</w:t>
-            </w:r>
+              <w:t xml:space="preserve">Firebase </w:t>
+            </w:r>
+            <w:proofErr w:type="spellStart"/>
+            <w:r>
+              <w:rPr>
+                <w:sz w:val="15"/>
+              </w:rPr>
+              <w:t>Authenticationが発行したIDトークン</w:t>
+            </w:r>
+            <w:proofErr w:type="spellEnd"/>
           </w:p>
         </w:tc>
       </w:tr>
@@ -4382,10 +5035,11 @@
       <w:pPr>
         <w:pStyle w:val="21"/>
       </w:pPr>
-      <w:r>
-        <w:lastRenderedPageBreak/>
+      <w:proofErr w:type="spellStart"/>
+      <w:r>
         <w:t>正常レスポンス</w:t>
       </w:r>
+      <w:proofErr w:type="spellEnd"/>
     </w:p>
     <w:p>
       <w:pPr>
@@ -4438,9 +5092,11 @@
       <w:pPr>
         <w:pStyle w:val="21"/>
       </w:pPr>
+      <w:proofErr w:type="spellStart"/>
       <w:r>
         <w:t>異常レスポンス</w:t>
       </w:r>
+      <w:proofErr w:type="spellEnd"/>
     </w:p>
     <w:tbl>
       <w:tblPr>
@@ -4494,6 +5150,7 @@
             <w:vAlign w:val="center"/>
           </w:tcPr>
           <w:p>
+            <w:proofErr w:type="spellStart"/>
             <w:r>
               <w:rPr>
                 <w:b/>
@@ -4502,6 +5159,7 @@
               </w:rPr>
               <w:t>条件</w:t>
             </w:r>
+            <w:proofErr w:type="spellEnd"/>
           </w:p>
         </w:tc>
         <w:tc>
@@ -4517,14 +5175,34 @@
             <w:vAlign w:val="center"/>
           </w:tcPr>
           <w:p>
+            <w:proofErr w:type="spellStart"/>
             <w:r>
               <w:rPr>
                 <w:b/>
                 <w:color w:val="FFFFFF"/>
                 <w:sz w:val="15"/>
               </w:rPr>
-              <w:t>レスポンス/動作</w:t>
-            </w:r>
+              <w:t>レスポンス</w:t>
+            </w:r>
+            <w:proofErr w:type="spellEnd"/>
+            <w:r>
+              <w:rPr>
+                <w:b/>
+                <w:color w:val="FFFFFF"/>
+                <w:sz w:val="15"/>
+              </w:rPr>
+              <w:t>/</w:t>
+            </w:r>
+            <w:proofErr w:type="spellStart"/>
+            <w:r>
+              <w:rPr>
+                <w:b/>
+                <w:color w:val="FFFFFF"/>
+                <w:sz w:val="15"/>
+              </w:rPr>
+              <w:t>動作</w:t>
+            </w:r>
+            <w:proofErr w:type="spellEnd"/>
           </w:p>
         </w:tc>
       </w:tr>
@@ -4564,12 +5242,14 @@
             <w:vAlign w:val="center"/>
           </w:tcPr>
           <w:p>
+            <w:proofErr w:type="spellStart"/>
             <w:r>
               <w:rPr>
                 <w:sz w:val="15"/>
               </w:rPr>
               <w:t>id_tokenが空</w:t>
             </w:r>
+            <w:proofErr w:type="spellEnd"/>
           </w:p>
         </w:tc>
         <w:tc>
@@ -4588,7 +5268,21 @@
               <w:rPr>
                 <w:sz w:val="15"/>
               </w:rPr>
-              <w:t>{"success":false,"error":"id_token is blank"}</w:t>
+              <w:t>{"success":false,"error":"</w:t>
+            </w:r>
+            <w:proofErr w:type="spellStart"/>
+            <w:r>
+              <w:rPr>
+                <w:sz w:val="15"/>
+              </w:rPr>
+              <w:t>id_token</w:t>
+            </w:r>
+            <w:proofErr w:type="spellEnd"/>
+            <w:r>
+              <w:rPr>
+                <w:sz w:val="15"/>
+              </w:rPr>
+              <w:t xml:space="preserve"> is blank"}</w:t>
             </w:r>
           </w:p>
         </w:tc>
@@ -4631,12 +5325,14 @@
             <w:vAlign w:val="center"/>
           </w:tcPr>
           <w:p>
+            <w:proofErr w:type="spellStart"/>
             <w:r>
               <w:rPr>
                 <w:sz w:val="15"/>
               </w:rPr>
               <w:t>署名検証失敗</w:t>
             </w:r>
+            <w:proofErr w:type="spellEnd"/>
           </w:p>
         </w:tc>
         <w:tc>
@@ -4656,7 +5352,21 @@
               <w:rPr>
                 <w:sz w:val="15"/>
               </w:rPr>
-              <w:t>{"success":false,"error":"invalid token"}</w:t>
+              <w:t>{"</w:t>
+            </w:r>
+            <w:proofErr w:type="spellStart"/>
+            <w:r>
+              <w:rPr>
+                <w:sz w:val="15"/>
+              </w:rPr>
+              <w:t>success":false,"error":"invalid</w:t>
+            </w:r>
+            <w:proofErr w:type="spellEnd"/>
+            <w:r>
+              <w:rPr>
+                <w:sz w:val="15"/>
+              </w:rPr>
+              <w:t xml:space="preserve"> token"}</w:t>
             </w:r>
           </w:p>
         </w:tc>
@@ -4727,7 +5437,21 @@
               <w:rPr>
                 <w:sz w:val="15"/>
               </w:rPr>
-              <w:t>{"success":false,"error":["..."]}</w:t>
+              <w:t>{"</w:t>
+            </w:r>
+            <w:proofErr w:type="spellStart"/>
+            <w:r>
+              <w:rPr>
+                <w:sz w:val="15"/>
+              </w:rPr>
+              <w:t>success":false,"error</w:t>
+            </w:r>
+            <w:proofErr w:type="spellEnd"/>
+            <w:r>
+              <w:rPr>
+                <w:sz w:val="15"/>
+              </w:rPr>
+              <w:t>":["..."]}</w:t>
             </w:r>
           </w:p>
         </w:tc>
@@ -4770,12 +5494,14 @@
             <w:vAlign w:val="center"/>
           </w:tcPr>
           <w:p>
+            <w:proofErr w:type="spellStart"/>
             <w:r>
               <w:rPr>
                 <w:sz w:val="15"/>
               </w:rPr>
               <w:t>その他の例外</w:t>
             </w:r>
+            <w:proofErr w:type="spellEnd"/>
           </w:p>
         </w:tc>
         <w:tc>
@@ -4795,7 +5521,21 @@
               <w:rPr>
                 <w:sz w:val="15"/>
               </w:rPr>
-              <w:t>{"success":false,"error":"例外メッセージ"}</w:t>
+              <w:t>{"success":false,"error":"</w:t>
+            </w:r>
+            <w:proofErr w:type="spellStart"/>
+            <w:r>
+              <w:rPr>
+                <w:sz w:val="15"/>
+              </w:rPr>
+              <w:t>例外メッセージ</w:t>
+            </w:r>
+            <w:proofErr w:type="spellEnd"/>
+            <w:r>
+              <w:rPr>
+                <w:sz w:val="15"/>
+              </w:rPr>
+              <w:t>"}</w:t>
             </w:r>
           </w:p>
         </w:tc>
@@ -4810,9 +5550,11 @@
       <w:pPr>
         <w:pStyle w:val="21"/>
       </w:pPr>
+      <w:proofErr w:type="spellStart"/>
       <w:r>
         <w:t>処理概要</w:t>
       </w:r>
+      <w:proofErr w:type="spellEnd"/>
     </w:p>
     <w:p>
       <w:pPr>
@@ -4820,7 +5562,23 @@
         <w:spacing w:after="40"/>
       </w:pPr>
       <w:r>
-        <w:t>params[:id_token]を取得する。</w:t>
+        <w:t>params[:</w:t>
+      </w:r>
+      <w:proofErr w:type="spellStart"/>
+      <w:r>
+        <w:t>id_token</w:t>
+      </w:r>
+      <w:proofErr w:type="spellEnd"/>
+      <w:r>
+        <w:t>]</w:t>
+      </w:r>
+      <w:proofErr w:type="spellStart"/>
+      <w:r>
+        <w:t>を取得する</w:t>
+      </w:r>
+      <w:proofErr w:type="spellEnd"/>
+      <w:r>
+        <w:t>。</w:t>
       </w:r>
     </w:p>
     <w:p>
@@ -4828,8 +5586,21 @@
         <w:pStyle w:val="a0"/>
         <w:spacing w:after="40"/>
       </w:pPr>
-      <w:r>
-        <w:t>FirebaseIdToken::Signature.verifyで署名検証する。</w:t>
+      <w:proofErr w:type="spellStart"/>
+      <w:r>
+        <w:t>FirebaseIdToken</w:t>
+      </w:r>
+      <w:proofErr w:type="spellEnd"/>
+      <w:r>
+        <w:t>::</w:t>
+      </w:r>
+      <w:proofErr w:type="spellStart"/>
+      <w:r>
+        <w:t>Signature.verifyで署名検証する</w:t>
+      </w:r>
+      <w:proofErr w:type="spellEnd"/>
+      <w:r>
+        <w:t>。</w:t>
       </w:r>
     </w:p>
     <w:p>
@@ -4837,8 +5608,21 @@
         <w:pStyle w:val="a0"/>
         <w:spacing w:after="40"/>
       </w:pPr>
-      <w:r>
-        <w:t>decoded_tokenからuser_id/sub、email、nameを取得する。</w:t>
+      <w:proofErr w:type="spellStart"/>
+      <w:r>
+        <w:t>decoded_tokenからuser_id</w:t>
+      </w:r>
+      <w:proofErr w:type="spellEnd"/>
+      <w:r>
+        <w:t>/</w:t>
+      </w:r>
+      <w:proofErr w:type="spellStart"/>
+      <w:r>
+        <w:t>sub、email、nameを取得する</w:t>
+      </w:r>
+      <w:proofErr w:type="spellEnd"/>
+      <w:r>
+        <w:t>。</w:t>
       </w:r>
     </w:p>
     <w:p>
@@ -4861,8 +5645,13 @@
         <w:pStyle w:val="a0"/>
         <w:spacing w:after="40"/>
       </w:pPr>
-      <w:r>
-        <w:t>firebase_uid、email、email_hashの順に既存Userを検索する。</w:t>
+      <w:proofErr w:type="spellStart"/>
+      <w:r>
+        <w:t>firebase_uid、email、email_hashの順に既存Userを検索する</w:t>
+      </w:r>
+      <w:proofErr w:type="spellEnd"/>
+      <w:r>
+        <w:t>。</w:t>
       </w:r>
     </w:p>
     <w:p>
@@ -4892,6 +5681,7 @@
         <w:pStyle w:val="a0"/>
         <w:spacing w:after="40"/>
       </w:pPr>
+      <w:proofErr w:type="spellStart"/>
       <w:r>
         <w:rPr>
           <w:rFonts w:hint="eastAsia"/>
@@ -4900,7 +5690,35 @@
         <w:t>u</w:t>
       </w:r>
       <w:r>
-        <w:t>serを保存し、session[:user_id]にUser IDを格納する。</w:t>
+        <w:t>serを保存し、session</w:t>
+      </w:r>
+      <w:proofErr w:type="spellEnd"/>
+      <w:r>
+        <w:t>[:</w:t>
+      </w:r>
+      <w:proofErr w:type="spellStart"/>
+      <w:r>
+        <w:t>user_id</w:t>
+      </w:r>
+      <w:proofErr w:type="spellEnd"/>
+      <w:r>
+        <w:t>]</w:t>
+      </w:r>
+      <w:proofErr w:type="spellStart"/>
+      <w:r>
+        <w:t>にUser</w:t>
+      </w:r>
+      <w:proofErr w:type="spellEnd"/>
+      <w:r>
+        <w:t xml:space="preserve"> </w:t>
+      </w:r>
+      <w:proofErr w:type="spellStart"/>
+      <w:r>
+        <w:t>IDを格納する</w:t>
+      </w:r>
+      <w:proofErr w:type="spellEnd"/>
+      <w:r>
+        <w:t>。</w:t>
       </w:r>
     </w:p>
     <w:p>
@@ -4922,9 +5740,11 @@
       <w:pPr>
         <w:pStyle w:val="21"/>
       </w:pPr>
+      <w:proofErr w:type="spellStart"/>
       <w:r>
         <w:t>設計・実装上の注記</w:t>
       </w:r>
+      <w:proofErr w:type="spellEnd"/>
     </w:p>
     <w:p>
       <w:pPr>
@@ -4955,12 +5775,14 @@
       <w:r>
         <w:t xml:space="preserve">. </w:t>
       </w:r>
+      <w:proofErr w:type="spellStart"/>
       <w:r>
         <w:t>プロフィール</w:t>
       </w:r>
       <w:r>
         <w:t>API</w:t>
       </w:r>
+      <w:proofErr w:type="spellEnd"/>
     </w:p>
     <w:tbl>
       <w:tblPr>
@@ -4990,6 +5812,7 @@
             <w:vAlign w:val="center"/>
           </w:tcPr>
           <w:p>
+            <w:proofErr w:type="spellStart"/>
             <w:r>
               <w:rPr>
                 <w:b/>
@@ -4998,6 +5821,7 @@
               </w:rPr>
               <w:t>項目</w:t>
             </w:r>
+            <w:proofErr w:type="spellEnd"/>
           </w:p>
         </w:tc>
         <w:tc>
@@ -5013,6 +5837,7 @@
             <w:vAlign w:val="center"/>
           </w:tcPr>
           <w:p>
+            <w:proofErr w:type="spellStart"/>
             <w:r>
               <w:rPr>
                 <w:b/>
@@ -5021,6 +5846,7 @@
               </w:rPr>
               <w:t>内容</w:t>
             </w:r>
+            <w:proofErr w:type="spellEnd"/>
           </w:p>
         </w:tc>
       </w:tr>
@@ -5044,6 +5870,7 @@
               <w:rPr>
                 <w:sz w:val="16"/>
               </w:rPr>
+              <w:lastRenderedPageBreak/>
               <w:t>API ID</w:t>
             </w:r>
           </w:p>
@@ -5086,12 +5913,14 @@
             <w:vAlign w:val="center"/>
           </w:tcPr>
           <w:p>
+            <w:proofErr w:type="spellStart"/>
             <w:r>
               <w:rPr>
                 <w:sz w:val="16"/>
               </w:rPr>
               <w:t>HTTPメソッド</w:t>
             </w:r>
+            <w:proofErr w:type="spellEnd"/>
           </w:p>
         </w:tc>
         <w:tc>
@@ -5132,12 +5961,14 @@
             <w:vAlign w:val="center"/>
           </w:tcPr>
           <w:p>
+            <w:proofErr w:type="spellStart"/>
             <w:r>
               <w:rPr>
                 <w:sz w:val="16"/>
               </w:rPr>
               <w:t>パス</w:t>
             </w:r>
+            <w:proofErr w:type="spellEnd"/>
           </w:p>
         </w:tc>
         <w:tc>
@@ -5156,7 +5987,21 @@
               <w:rPr>
                 <w:sz w:val="16"/>
               </w:rPr>
-              <w:t>/api/profile</w:t>
+              <w:t>/</w:t>
+            </w:r>
+            <w:proofErr w:type="spellStart"/>
+            <w:r>
+              <w:rPr>
+                <w:sz w:val="16"/>
+              </w:rPr>
+              <w:t>api</w:t>
+            </w:r>
+            <w:proofErr w:type="spellEnd"/>
+            <w:r>
+              <w:rPr>
+                <w:sz w:val="16"/>
+              </w:rPr>
+              <w:t>/profile</w:t>
             </w:r>
           </w:p>
         </w:tc>
@@ -5178,12 +6023,14 @@
             <w:vAlign w:val="center"/>
           </w:tcPr>
           <w:p>
+            <w:proofErr w:type="spellStart"/>
             <w:r>
               <w:rPr>
                 <w:sz w:val="16"/>
               </w:rPr>
               <w:t>目的</w:t>
             </w:r>
+            <w:proofErr w:type="spellEnd"/>
           </w:p>
         </w:tc>
         <w:tc>
@@ -5230,12 +6077,14 @@
             <w:vAlign w:val="center"/>
           </w:tcPr>
           <w:p>
+            <w:proofErr w:type="spellStart"/>
             <w:r>
               <w:rPr>
                 <w:sz w:val="16"/>
               </w:rPr>
               <w:t>実装</w:t>
             </w:r>
+            <w:proofErr w:type="spellEnd"/>
           </w:p>
         </w:tc>
         <w:tc>
@@ -5254,8 +6103,16 @@
               <w:rPr>
                 <w:sz w:val="16"/>
               </w:rPr>
-              <w:t>Api::ProfileController#update</w:t>
-            </w:r>
+              <w:t>Api::</w:t>
+            </w:r>
+            <w:proofErr w:type="spellStart"/>
+            <w:r>
+              <w:rPr>
+                <w:sz w:val="16"/>
+              </w:rPr>
+              <w:t>ProfileController#update</w:t>
+            </w:r>
+            <w:proofErr w:type="spellEnd"/>
           </w:p>
         </w:tc>
       </w:tr>
@@ -5276,12 +6133,14 @@
             <w:vAlign w:val="center"/>
           </w:tcPr>
           <w:p>
+            <w:proofErr w:type="spellStart"/>
             <w:r>
               <w:rPr>
                 <w:sz w:val="16"/>
               </w:rPr>
               <w:t>認証・識別</w:t>
             </w:r>
+            <w:proofErr w:type="spellEnd"/>
           </w:p>
         </w:tc>
         <w:tc>
@@ -5319,9 +6178,11 @@
       <w:pPr>
         <w:pStyle w:val="21"/>
       </w:pPr>
+      <w:proofErr w:type="spellStart"/>
       <w:r>
         <w:t>リクエスト</w:t>
       </w:r>
+      <w:proofErr w:type="spellEnd"/>
     </w:p>
     <w:tbl>
       <w:tblPr>
@@ -5354,6 +6215,7 @@
             <w:vAlign w:val="center"/>
           </w:tcPr>
           <w:p>
+            <w:proofErr w:type="spellStart"/>
             <w:r>
               <w:rPr>
                 <w:b/>
@@ -5362,6 +6224,7 @@
               </w:rPr>
               <w:t>区分</w:t>
             </w:r>
+            <w:proofErr w:type="spellEnd"/>
           </w:p>
         </w:tc>
         <w:tc>
@@ -5377,6 +6240,7 @@
             <w:vAlign w:val="center"/>
           </w:tcPr>
           <w:p>
+            <w:proofErr w:type="spellStart"/>
             <w:r>
               <w:rPr>
                 <w:b/>
@@ -5385,6 +6249,7 @@
               </w:rPr>
               <w:t>項目</w:t>
             </w:r>
+            <w:proofErr w:type="spellEnd"/>
           </w:p>
         </w:tc>
         <w:tc>
@@ -5423,6 +6288,7 @@
             <w:vAlign w:val="center"/>
           </w:tcPr>
           <w:p>
+            <w:proofErr w:type="spellStart"/>
             <w:r>
               <w:rPr>
                 <w:b/>
@@ -5431,6 +6297,7 @@
               </w:rPr>
               <w:t>必須</w:t>
             </w:r>
+            <w:proofErr w:type="spellEnd"/>
           </w:p>
         </w:tc>
         <w:tc>
@@ -5446,6 +6313,7 @@
             <w:vAlign w:val="center"/>
           </w:tcPr>
           <w:p>
+            <w:proofErr w:type="spellStart"/>
             <w:r>
               <w:rPr>
                 <w:b/>
@@ -5454,6 +6322,7 @@
               </w:rPr>
               <w:t>説明</w:t>
             </w:r>
+            <w:proofErr w:type="spellEnd"/>
           </w:p>
         </w:tc>
       </w:tr>
@@ -5553,12 +6422,14 @@
             <w:vAlign w:val="center"/>
           </w:tcPr>
           <w:p>
+            <w:proofErr w:type="spellStart"/>
             <w:r>
               <w:rPr>
                 <w:sz w:val="15"/>
               </w:rPr>
               <w:t>変更後のユーザー名</w:t>
             </w:r>
+            <w:proofErr w:type="spellEnd"/>
           </w:p>
         </w:tc>
       </w:tr>
@@ -5667,8 +6538,16 @@
               <w:rPr>
                 <w:sz w:val="15"/>
               </w:rPr>
-              <w:t>Rails CSRFトークン</w:t>
-            </w:r>
+              <w:t xml:space="preserve">Rails </w:t>
+            </w:r>
+            <w:proofErr w:type="spellStart"/>
+            <w:r>
+              <w:rPr>
+                <w:sz w:val="15"/>
+              </w:rPr>
+              <w:t>CSRFトークン</w:t>
+            </w:r>
+            <w:proofErr w:type="spellEnd"/>
           </w:p>
         </w:tc>
       </w:tr>
@@ -5692,7 +6571,6 @@
               <w:rPr>
                 <w:sz w:val="15"/>
               </w:rPr>
-              <w:lastRenderedPageBreak/>
               <w:t>Cookie</w:t>
             </w:r>
           </w:p>
@@ -5773,7 +6651,35 @@
               <w:rPr>
                 <w:sz w:val="15"/>
               </w:rPr>
-              <w:t>session[:user_id]を含むRails Session</w:t>
+              <w:t>session[:</w:t>
+            </w:r>
+            <w:proofErr w:type="spellStart"/>
+            <w:r>
+              <w:rPr>
+                <w:sz w:val="15"/>
+              </w:rPr>
+              <w:t>user_id</w:t>
+            </w:r>
+            <w:proofErr w:type="spellEnd"/>
+            <w:r>
+              <w:rPr>
+                <w:sz w:val="15"/>
+              </w:rPr>
+              <w:t>]</w:t>
+            </w:r>
+            <w:proofErr w:type="spellStart"/>
+            <w:r>
+              <w:rPr>
+                <w:sz w:val="15"/>
+              </w:rPr>
+              <w:t>を含むRails</w:t>
+            </w:r>
+            <w:proofErr w:type="spellEnd"/>
+            <w:r>
+              <w:rPr>
+                <w:sz w:val="15"/>
+              </w:rPr>
+              <w:t xml:space="preserve"> Session</w:t>
             </w:r>
           </w:p>
         </w:tc>
@@ -5788,9 +6694,11 @@
       <w:pPr>
         <w:pStyle w:val="21"/>
       </w:pPr>
+      <w:proofErr w:type="spellStart"/>
       <w:r>
         <w:t>正常レスポンス</w:t>
       </w:r>
+      <w:proofErr w:type="spellEnd"/>
     </w:p>
     <w:p>
       <w:pPr>
@@ -5843,9 +6751,11 @@
       <w:pPr>
         <w:pStyle w:val="21"/>
       </w:pPr>
+      <w:proofErr w:type="spellStart"/>
       <w:r>
         <w:t>異常レスポンス</w:t>
       </w:r>
+      <w:proofErr w:type="spellEnd"/>
     </w:p>
     <w:tbl>
       <w:tblPr>
@@ -5899,6 +6809,7 @@
             <w:vAlign w:val="center"/>
           </w:tcPr>
           <w:p>
+            <w:proofErr w:type="spellStart"/>
             <w:r>
               <w:rPr>
                 <w:b/>
@@ -5907,6 +6818,7 @@
               </w:rPr>
               <w:t>条件</w:t>
             </w:r>
+            <w:proofErr w:type="spellEnd"/>
           </w:p>
         </w:tc>
         <w:tc>
@@ -5922,14 +6834,34 @@
             <w:vAlign w:val="center"/>
           </w:tcPr>
           <w:p>
+            <w:proofErr w:type="spellStart"/>
             <w:r>
               <w:rPr>
                 <w:b/>
                 <w:color w:val="FFFFFF"/>
                 <w:sz w:val="15"/>
               </w:rPr>
-              <w:t>レスポンス/動作</w:t>
-            </w:r>
+              <w:t>レスポンス</w:t>
+            </w:r>
+            <w:proofErr w:type="spellEnd"/>
+            <w:r>
+              <w:rPr>
+                <w:b/>
+                <w:color w:val="FFFFFF"/>
+                <w:sz w:val="15"/>
+              </w:rPr>
+              <w:t>/</w:t>
+            </w:r>
+            <w:proofErr w:type="spellStart"/>
+            <w:r>
+              <w:rPr>
+                <w:b/>
+                <w:color w:val="FFFFFF"/>
+                <w:sz w:val="15"/>
+              </w:rPr>
+              <w:t>動作</w:t>
+            </w:r>
+            <w:proofErr w:type="spellEnd"/>
           </w:p>
         </w:tc>
       </w:tr>
@@ -5969,12 +6901,14 @@
             <w:vAlign w:val="center"/>
           </w:tcPr>
           <w:p>
+            <w:proofErr w:type="spellStart"/>
             <w:r>
               <w:rPr>
                 <w:sz w:val="15"/>
               </w:rPr>
               <w:t>current_userが存在しない</w:t>
             </w:r>
+            <w:proofErr w:type="spellEnd"/>
           </w:p>
         </w:tc>
         <w:tc>
@@ -6042,12 +6976,14 @@
             <w:vAlign w:val="center"/>
           </w:tcPr>
           <w:p>
+            <w:proofErr w:type="spellStart"/>
             <w:r>
               <w:rPr>
                 <w:sz w:val="15"/>
               </w:rPr>
               <w:t>user.update!失敗</w:t>
             </w:r>
+            <w:proofErr w:type="spellEnd"/>
           </w:p>
         </w:tc>
         <w:tc>
@@ -6091,17 +7027,24 @@
       <w:pPr>
         <w:pStyle w:val="21"/>
       </w:pPr>
+      <w:proofErr w:type="spellStart"/>
       <w:r>
         <w:t>処理概要</w:t>
       </w:r>
+      <w:proofErr w:type="spellEnd"/>
     </w:p>
     <w:p>
       <w:pPr>
         <w:pStyle w:val="a0"/>
         <w:spacing w:after="40"/>
       </w:pPr>
-      <w:r>
-        <w:t>current_userを取得する。</w:t>
+      <w:proofErr w:type="spellStart"/>
+      <w:r>
+        <w:t>current_userを取得する</w:t>
+      </w:r>
+      <w:proofErr w:type="spellEnd"/>
+      <w:r>
+        <w:t>。</w:t>
       </w:r>
     </w:p>
     <w:p>
@@ -6125,7 +7068,15 @@
         <w:spacing w:after="40"/>
       </w:pPr>
       <w:r>
-        <w:t>params[:name]でUser.nameを更新する。</w:t>
+        <w:t>params[:name]</w:t>
+      </w:r>
+      <w:proofErr w:type="spellStart"/>
+      <w:r>
+        <w:t>でUser.nameを更新する</w:t>
+      </w:r>
+      <w:proofErr w:type="spellEnd"/>
+      <w:r>
+        <w:t>。</w:t>
       </w:r>
     </w:p>
     <w:p>
@@ -6147,9 +7098,11 @@
       <w:pPr>
         <w:pStyle w:val="21"/>
       </w:pPr>
+      <w:proofErr w:type="spellStart"/>
       <w:r>
         <w:t>設計・実装上の注記</w:t>
       </w:r>
+      <w:proofErr w:type="spellEnd"/>
     </w:p>
     <w:p>
       <w:pPr>
@@ -6196,12 +7149,14 @@
       <w:r>
         <w:t xml:space="preserve">. </w:t>
       </w:r>
+      <w:proofErr w:type="spellStart"/>
       <w:r>
         <w:t>ログアウト</w:t>
       </w:r>
       <w:r>
         <w:t>API</w:t>
       </w:r>
+      <w:proofErr w:type="spellEnd"/>
     </w:p>
     <w:tbl>
       <w:tblPr>
@@ -6231,6 +7186,7 @@
             <w:vAlign w:val="center"/>
           </w:tcPr>
           <w:p>
+            <w:proofErr w:type="spellStart"/>
             <w:r>
               <w:rPr>
                 <w:b/>
@@ -6239,6 +7195,7 @@
               </w:rPr>
               <w:t>項目</w:t>
             </w:r>
+            <w:proofErr w:type="spellEnd"/>
           </w:p>
         </w:tc>
         <w:tc>
@@ -6254,6 +7211,7 @@
             <w:vAlign w:val="center"/>
           </w:tcPr>
           <w:p>
+            <w:proofErr w:type="spellStart"/>
             <w:r>
               <w:rPr>
                 <w:b/>
@@ -6262,6 +7220,7 @@
               </w:rPr>
               <w:t>内容</w:t>
             </w:r>
+            <w:proofErr w:type="spellEnd"/>
           </w:p>
         </w:tc>
       </w:tr>
@@ -6285,6 +7244,7 @@
               <w:rPr>
                 <w:sz w:val="16"/>
               </w:rPr>
+              <w:lastRenderedPageBreak/>
               <w:t>API ID</w:t>
             </w:r>
           </w:p>
@@ -6327,12 +7287,14 @@
             <w:vAlign w:val="center"/>
           </w:tcPr>
           <w:p>
+            <w:proofErr w:type="spellStart"/>
             <w:r>
               <w:rPr>
                 <w:sz w:val="16"/>
               </w:rPr>
               <w:t>HTTPメソッド</w:t>
             </w:r>
+            <w:proofErr w:type="spellEnd"/>
           </w:p>
         </w:tc>
         <w:tc>
@@ -6373,12 +7335,14 @@
             <w:vAlign w:val="center"/>
           </w:tcPr>
           <w:p>
+            <w:proofErr w:type="spellStart"/>
             <w:r>
               <w:rPr>
                 <w:sz w:val="16"/>
               </w:rPr>
               <w:t>パス</w:t>
             </w:r>
+            <w:proofErr w:type="spellEnd"/>
           </w:p>
         </w:tc>
         <w:tc>
@@ -6397,7 +7361,35 @@
               <w:rPr>
                 <w:sz w:val="16"/>
               </w:rPr>
-              <w:t>/firebase_logout または /logout</w:t>
+              <w:t>/</w:t>
+            </w:r>
+            <w:proofErr w:type="spellStart"/>
+            <w:r>
+              <w:rPr>
+                <w:sz w:val="16"/>
+              </w:rPr>
+              <w:t>firebase_logout</w:t>
+            </w:r>
+            <w:proofErr w:type="spellEnd"/>
+            <w:r>
+              <w:rPr>
+                <w:sz w:val="16"/>
+              </w:rPr>
+              <w:t xml:space="preserve"> </w:t>
+            </w:r>
+            <w:proofErr w:type="spellStart"/>
+            <w:r>
+              <w:rPr>
+                <w:sz w:val="16"/>
+              </w:rPr>
+              <w:t>または</w:t>
+            </w:r>
+            <w:proofErr w:type="spellEnd"/>
+            <w:r>
+              <w:rPr>
+                <w:sz w:val="16"/>
+              </w:rPr>
+              <w:t xml:space="preserve"> /logout</w:t>
             </w:r>
           </w:p>
         </w:tc>
@@ -6419,12 +7411,14 @@
             <w:vAlign w:val="center"/>
           </w:tcPr>
           <w:p>
+            <w:proofErr w:type="spellStart"/>
             <w:r>
               <w:rPr>
                 <w:sz w:val="16"/>
               </w:rPr>
               <w:t>目的</w:t>
             </w:r>
+            <w:proofErr w:type="spellEnd"/>
           </w:p>
         </w:tc>
         <w:tc>
@@ -6444,7 +7438,21 @@
               <w:rPr>
                 <w:sz w:val="16"/>
               </w:rPr>
-              <w:t>Rails Sessionを破棄してトップページへ遷移する。</w:t>
+              <w:t xml:space="preserve">Rails </w:t>
+            </w:r>
+            <w:proofErr w:type="spellStart"/>
+            <w:r>
+              <w:rPr>
+                <w:sz w:val="16"/>
+              </w:rPr>
+              <w:t>Sessionを破棄してトップページへ遷移する</w:t>
+            </w:r>
+            <w:proofErr w:type="spellEnd"/>
+            <w:r>
+              <w:rPr>
+                <w:sz w:val="16"/>
+              </w:rPr>
+              <w:t>。</w:t>
             </w:r>
           </w:p>
         </w:tc>
@@ -6465,12 +7473,14 @@
             <w:vAlign w:val="center"/>
           </w:tcPr>
           <w:p>
+            <w:proofErr w:type="spellStart"/>
             <w:r>
               <w:rPr>
                 <w:sz w:val="16"/>
               </w:rPr>
               <w:t>実装</w:t>
             </w:r>
+            <w:proofErr w:type="spellEnd"/>
           </w:p>
         </w:tc>
         <w:tc>
@@ -6485,12 +7495,14 @@
             <w:vAlign w:val="center"/>
           </w:tcPr>
           <w:p>
+            <w:proofErr w:type="spellStart"/>
             <w:r>
               <w:rPr>
                 <w:sz w:val="16"/>
               </w:rPr>
               <w:t>FirebaseSessionsController#destroy</w:t>
             </w:r>
+            <w:proofErr w:type="spellEnd"/>
           </w:p>
         </w:tc>
       </w:tr>
@@ -6511,12 +7523,14 @@
             <w:vAlign w:val="center"/>
           </w:tcPr>
           <w:p>
+            <w:proofErr w:type="spellStart"/>
             <w:r>
               <w:rPr>
                 <w:sz w:val="16"/>
               </w:rPr>
               <w:t>認証・識別</w:t>
             </w:r>
+            <w:proofErr w:type="spellEnd"/>
           </w:p>
         </w:tc>
         <w:tc>
@@ -6551,9 +7565,11 @@
       <w:pPr>
         <w:pStyle w:val="21"/>
       </w:pPr>
+      <w:proofErr w:type="spellStart"/>
       <w:r>
         <w:t>リクエスト</w:t>
       </w:r>
+      <w:proofErr w:type="spellEnd"/>
     </w:p>
     <w:p>
       <w:pPr>
@@ -6580,7 +7596,6 @@
         <w:rPr>
           <w:lang w:eastAsia="ja-JP"/>
         </w:rPr>
-        <w:lastRenderedPageBreak/>
         <w:t>正常レスポンス</w:t>
       </w:r>
     </w:p>
@@ -6671,17 +7686,24 @@
       <w:pPr>
         <w:pStyle w:val="21"/>
       </w:pPr>
+      <w:proofErr w:type="spellStart"/>
       <w:r>
         <w:t>処理概要</w:t>
       </w:r>
+      <w:proofErr w:type="spellEnd"/>
     </w:p>
     <w:p>
       <w:pPr>
         <w:pStyle w:val="a0"/>
         <w:spacing w:after="40"/>
       </w:pPr>
-      <w:r>
-        <w:t>reset_sessionを実行する。</w:t>
+      <w:proofErr w:type="spellStart"/>
+      <w:r>
+        <w:t>reset_sessionを実行する</w:t>
+      </w:r>
+      <w:proofErr w:type="spellEnd"/>
+      <w:r>
+        <w:t>。</w:t>
       </w:r>
     </w:p>
     <w:p>
@@ -6692,20 +7714,30 @@
           <w:lang w:eastAsia="ja-JP"/>
         </w:rPr>
       </w:pPr>
+      <w:proofErr w:type="spellStart"/>
       <w:r>
         <w:rPr>
           <w:lang w:eastAsia="ja-JP"/>
         </w:rPr>
-        <w:t>root_pathへリダイレクトする。</w:t>
+        <w:t>root_path</w:t>
+      </w:r>
+      <w:proofErr w:type="spellEnd"/>
+      <w:r>
+        <w:rPr>
+          <w:lang w:eastAsia="ja-JP"/>
+        </w:rPr>
+        <w:t>へリダイレクトする。</w:t>
       </w:r>
     </w:p>
     <w:p>
       <w:pPr>
         <w:pStyle w:val="21"/>
       </w:pPr>
+      <w:proofErr w:type="spellStart"/>
       <w:r>
         <w:t>設計・実装上の注記</w:t>
       </w:r>
+      <w:proofErr w:type="spellEnd"/>
     </w:p>
     <w:p>
       <w:pPr>
@@ -6719,7 +7751,21 @@
         <w:rPr>
           <w:lang w:eastAsia="ja-JP"/>
         </w:rPr>
-        <w:t>フロントエンドがJSONを期待する場合、redirectではなく{"success":true}を返すAPIへ統一する必要がある。</w:t>
+        <w:t>フロントエンドがJSONを期待する場合、redirectではなく{"</w:t>
+      </w:r>
+      <w:proofErr w:type="spellStart"/>
+      <w:r>
+        <w:rPr>
+          <w:lang w:eastAsia="ja-JP"/>
+        </w:rPr>
+        <w:t>success":true</w:t>
+      </w:r>
+      <w:proofErr w:type="spellEnd"/>
+      <w:r>
+        <w:rPr>
+          <w:lang w:eastAsia="ja-JP"/>
+        </w:rPr>
+        <w:t>}を返すAPIへ統一する必要がある。</w:t>
       </w:r>
     </w:p>
     <w:p>
@@ -6727,8 +7773,29 @@
         <w:pStyle w:val="a0"/>
         <w:spacing w:after="40"/>
       </w:pPr>
-      <w:r>
-        <w:t>routes.rbにDELETE /logoutとDELETE /firebase_logoutが同一アクションを指す重複定義がある。</w:t>
+      <w:proofErr w:type="spellStart"/>
+      <w:r>
+        <w:t>routes.rbにDELETE</w:t>
+      </w:r>
+      <w:proofErr w:type="spellEnd"/>
+      <w:r>
+        <w:t xml:space="preserve"> /</w:t>
+      </w:r>
+      <w:proofErr w:type="spellStart"/>
+      <w:r>
+        <w:t>logoutとDELETE</w:t>
+      </w:r>
+      <w:proofErr w:type="spellEnd"/>
+      <w:r>
+        <w:t xml:space="preserve"> /</w:t>
+      </w:r>
+      <w:proofErr w:type="spellStart"/>
+      <w:r>
+        <w:t>firebase_logoutが同一アクションを指す重複定義がある</w:t>
+      </w:r>
+      <w:proofErr w:type="spellEnd"/>
+      <w:r>
+        <w:t>。</w:t>
       </w:r>
     </w:p>
     <w:p/>
@@ -6828,6 +7895,7 @@
             <w:vAlign w:val="center"/>
           </w:tcPr>
           <w:p>
+            <w:proofErr w:type="spellStart"/>
             <w:r>
               <w:rPr>
                 <w:b/>
@@ -6836,6 +7904,7 @@
               </w:rPr>
               <w:t>項目</w:t>
             </w:r>
+            <w:proofErr w:type="spellEnd"/>
           </w:p>
         </w:tc>
         <w:tc>
@@ -6851,6 +7920,7 @@
             <w:vAlign w:val="center"/>
           </w:tcPr>
           <w:p>
+            <w:proofErr w:type="spellStart"/>
             <w:r>
               <w:rPr>
                 <w:b/>
@@ -6859,6 +7929,7 @@
               </w:rPr>
               <w:t>内容</w:t>
             </w:r>
+            <w:proofErr w:type="spellEnd"/>
           </w:p>
         </w:tc>
       </w:tr>
@@ -6970,12 +8041,14 @@
             <w:vAlign w:val="center"/>
           </w:tcPr>
           <w:p>
+            <w:proofErr w:type="spellStart"/>
             <w:r>
               <w:rPr>
                 <w:sz w:val="16"/>
               </w:rPr>
               <w:t>識別情報</w:t>
             </w:r>
+            <w:proofErr w:type="spellEnd"/>
           </w:p>
         </w:tc>
         <w:tc>
@@ -6990,12 +8063,14 @@
             <w:vAlign w:val="center"/>
           </w:tcPr>
           <w:p>
+            <w:proofErr w:type="spellStart"/>
             <w:r>
               <w:rPr>
                 <w:sz w:val="16"/>
               </w:rPr>
               <w:t>Regist.token</w:t>
             </w:r>
+            <w:proofErr w:type="spellEnd"/>
           </w:p>
         </w:tc>
       </w:tr>
@@ -7016,12 +8091,14 @@
             <w:vAlign w:val="center"/>
           </w:tcPr>
           <w:p>
+            <w:proofErr w:type="spellStart"/>
             <w:r>
               <w:rPr>
                 <w:sz w:val="16"/>
               </w:rPr>
               <w:t>正常動作</w:t>
             </w:r>
+            <w:proofErr w:type="spellEnd"/>
           </w:p>
         </w:tc>
         <w:tc>
@@ -7037,12 +8114,28 @@
             <w:vAlign w:val="center"/>
           </w:tcPr>
           <w:p>
-            <w:r>
-              <w:rPr>
-                <w:sz w:val="16"/>
-              </w:rPr>
-              <w:t>予約情報を取得してdownload/show画面を表示</w:t>
-            </w:r>
+            <w:proofErr w:type="spellStart"/>
+            <w:r>
+              <w:rPr>
+                <w:sz w:val="16"/>
+              </w:rPr>
+              <w:t>予約情報を取得してdownload</w:t>
+            </w:r>
+            <w:proofErr w:type="spellEnd"/>
+            <w:r>
+              <w:rPr>
+                <w:sz w:val="16"/>
+              </w:rPr>
+              <w:t>/</w:t>
+            </w:r>
+            <w:proofErr w:type="spellStart"/>
+            <w:r>
+              <w:rPr>
+                <w:sz w:val="16"/>
+              </w:rPr>
+              <w:t>show画面を表示</w:t>
+            </w:r>
+            <w:proofErr w:type="spellEnd"/>
           </w:p>
         </w:tc>
       </w:tr>
@@ -7062,12 +8155,14 @@
             <w:vAlign w:val="center"/>
           </w:tcPr>
           <w:p>
+            <w:proofErr w:type="spellStart"/>
             <w:r>
               <w:rPr>
                 <w:sz w:val="16"/>
               </w:rPr>
               <w:t>異常動作</w:t>
             </w:r>
+            <w:proofErr w:type="spellEnd"/>
           </w:p>
         </w:tc>
         <w:tc>
@@ -7114,12 +8209,14 @@
             <w:vAlign w:val="center"/>
           </w:tcPr>
           <w:p>
+            <w:proofErr w:type="spellStart"/>
             <w:r>
               <w:rPr>
                 <w:sz w:val="16"/>
               </w:rPr>
               <w:t>出力</w:t>
             </w:r>
+            <w:proofErr w:type="spellEnd"/>
           </w:p>
         </w:tc>
         <w:tc>
@@ -7217,6 +8314,7 @@
             <w:vAlign w:val="center"/>
           </w:tcPr>
           <w:p>
+            <w:proofErr w:type="spellStart"/>
             <w:r>
               <w:rPr>
                 <w:b/>
@@ -7225,6 +8323,7 @@
               </w:rPr>
               <w:t>項目</w:t>
             </w:r>
+            <w:proofErr w:type="spellEnd"/>
           </w:p>
         </w:tc>
         <w:tc>
@@ -7240,6 +8339,7 @@
             <w:vAlign w:val="center"/>
           </w:tcPr>
           <w:p>
+            <w:proofErr w:type="spellStart"/>
             <w:r>
               <w:rPr>
                 <w:b/>
@@ -7248,6 +8348,7 @@
               </w:rPr>
               <w:t>内容</w:t>
             </w:r>
+            <w:proofErr w:type="spellEnd"/>
           </w:p>
         </w:tc>
       </w:tr>
@@ -7317,6 +8418,7 @@
               <w:rPr>
                 <w:sz w:val="16"/>
               </w:rPr>
+              <w:lastRenderedPageBreak/>
               <w:t>Method / Path</w:t>
             </w:r>
           </w:p>
@@ -7405,7 +8507,27 @@
                 <w:szCs w:val="16"/>
                 <w:lang w:eastAsia="ja-JP"/>
               </w:rPr>
-              <w:t>/download?open=1</w:t>
+              <w:t>/</w:t>
+            </w:r>
+            <w:proofErr w:type="spellStart"/>
+            <w:r>
+              <w:rPr>
+                <w:rFonts w:hint="eastAsia"/>
+                <w:sz w:val="16"/>
+                <w:szCs w:val="16"/>
+                <w:lang w:eastAsia="ja-JP"/>
+              </w:rPr>
+              <w:t>download?open</w:t>
+            </w:r>
+            <w:proofErr w:type="spellEnd"/>
+            <w:r>
+              <w:rPr>
+                <w:rFonts w:hint="eastAsia"/>
+                <w:sz w:val="16"/>
+                <w:szCs w:val="16"/>
+                <w:lang w:eastAsia="ja-JP"/>
+              </w:rPr>
+              <w:t>=1</w:t>
             </w:r>
           </w:p>
         </w:tc>
@@ -7432,12 +8554,14 @@
                 <w:sz w:val="16"/>
               </w:rPr>
             </w:pPr>
+            <w:proofErr w:type="spellStart"/>
             <w:r>
               <w:rPr>
                 <w:sz w:val="16"/>
               </w:rPr>
               <w:t>送信ファイル</w:t>
             </w:r>
+            <w:proofErr w:type="spellEnd"/>
           </w:p>
         </w:tc>
         <w:tc>
@@ -7533,12 +8657,14 @@
             <w:vAlign w:val="center"/>
           </w:tcPr>
           <w:p>
+            <w:proofErr w:type="spellStart"/>
             <w:r>
               <w:rPr>
                 <w:sz w:val="16"/>
               </w:rPr>
               <w:t>識別情報</w:t>
             </w:r>
+            <w:proofErr w:type="spellEnd"/>
           </w:p>
         </w:tc>
         <w:tc>
@@ -7558,12 +8684,14 @@
                 <w:lang w:eastAsia="ja-JP"/>
               </w:rPr>
             </w:pPr>
+            <w:proofErr w:type="spellStart"/>
             <w:r>
               <w:rPr>
                 <w:sz w:val="16"/>
               </w:rPr>
               <w:t>Regist.token</w:t>
             </w:r>
+            <w:proofErr w:type="spellEnd"/>
           </w:p>
         </w:tc>
       </w:tr>
@@ -7589,12 +8717,14 @@
                 <w:sz w:val="16"/>
               </w:rPr>
             </w:pPr>
+            <w:proofErr w:type="spellStart"/>
             <w:r>
               <w:rPr>
                 <w:sz w:val="16"/>
               </w:rPr>
               <w:t>上限</w:t>
             </w:r>
+            <w:proofErr w:type="spellEnd"/>
           </w:p>
         </w:tc>
         <w:tc>
@@ -7646,12 +8776,14 @@
                 <w:sz w:val="16"/>
               </w:rPr>
             </w:pPr>
+            <w:proofErr w:type="spellStart"/>
             <w:r>
               <w:rPr>
                 <w:sz w:val="16"/>
               </w:rPr>
               <w:t>注意</w:t>
             </w:r>
+            <w:proofErr w:type="spellEnd"/>
           </w:p>
         </w:tc>
         <w:tc>
@@ -7699,12 +8831,14 @@
             <w:vAlign w:val="center"/>
           </w:tcPr>
           <w:p>
+            <w:proofErr w:type="spellStart"/>
             <w:r>
               <w:rPr>
                 <w:sz w:val="16"/>
               </w:rPr>
               <w:t>カウント</w:t>
             </w:r>
+            <w:proofErr w:type="spellEnd"/>
           </w:p>
         </w:tc>
         <w:tc>
@@ -7725,11 +8859,19 @@
                 <w:lang w:eastAsia="ja-JP"/>
               </w:rPr>
             </w:pPr>
-            <w:r>
-              <w:rPr>
-                <w:sz w:val="16"/>
-              </w:rPr>
-              <w:t>Regist.downloadedをincrement!</w:t>
+            <w:proofErr w:type="spellStart"/>
+            <w:r>
+              <w:rPr>
+                <w:sz w:val="16"/>
+              </w:rPr>
+              <w:t>Regist.downloadedをincrement</w:t>
+            </w:r>
+            <w:proofErr w:type="spellEnd"/>
+            <w:r>
+              <w:rPr>
+                <w:sz w:val="16"/>
+              </w:rPr>
+              <w:t>!</w:t>
             </w:r>
           </w:p>
         </w:tc>
@@ -7755,12 +8897,14 @@
                 <w:sz w:val="16"/>
               </w:rPr>
             </w:pPr>
+            <w:proofErr w:type="spellStart"/>
             <w:r>
               <w:rPr>
                 <w:sz w:val="16"/>
               </w:rPr>
               <w:t>正常動作</w:t>
             </w:r>
+            <w:proofErr w:type="spellEnd"/>
           </w:p>
         </w:tc>
         <w:tc>
@@ -7817,12 +8961,14 @@
               </w:rPr>
               <w:t xml:space="preserve">pdf ) or </w:t>
             </w:r>
+            <w:proofErr w:type="spellStart"/>
             <w:r>
               <w:rPr>
                 <w:sz w:val="16"/>
               </w:rPr>
               <w:t>attachmentでsend_data</w:t>
             </w:r>
+            <w:proofErr w:type="spellEnd"/>
           </w:p>
         </w:tc>
       </w:tr>
@@ -7843,12 +8989,14 @@
             <w:vAlign w:val="center"/>
           </w:tcPr>
           <w:p>
+            <w:proofErr w:type="spellStart"/>
             <w:r>
               <w:rPr>
                 <w:sz w:val="16"/>
               </w:rPr>
               <w:t>異常動作</w:t>
             </w:r>
+            <w:proofErr w:type="spellEnd"/>
           </w:p>
         </w:tc>
         <w:tc>
@@ -7904,7 +9052,6 @@
         <w:spacing w:after="80"/>
       </w:pPr>
       <w:r>
-        <w:lastRenderedPageBreak/>
         <w:t>例</w:t>
       </w:r>
       <w:r>
@@ -7917,9 +9064,11 @@
       <w:r>
         <w:br/>
       </w:r>
+      <w:proofErr w:type="spellStart"/>
       <w:r>
         <w:t>送信対象</w:t>
       </w:r>
+      <w:proofErr w:type="spellEnd"/>
       <w:r>
         <w:rPr>
           <w:rFonts w:hint="eastAsia"/>
@@ -7987,6 +9136,7 @@
             <w:vAlign w:val="center"/>
           </w:tcPr>
           <w:p>
+            <w:proofErr w:type="spellStart"/>
             <w:r>
               <w:rPr>
                 <w:b/>
@@ -7995,6 +9145,7 @@
               </w:rPr>
               <w:t>項目</w:t>
             </w:r>
+            <w:proofErr w:type="spellEnd"/>
           </w:p>
         </w:tc>
         <w:tc>
@@ -8011,6 +9162,7 @@
             <w:vAlign w:val="center"/>
           </w:tcPr>
           <w:p>
+            <w:proofErr w:type="spellStart"/>
             <w:r>
               <w:rPr>
                 <w:b/>
@@ -8019,6 +9171,7 @@
               </w:rPr>
               <w:t>内容</w:t>
             </w:r>
+            <w:proofErr w:type="spellEnd"/>
           </w:p>
         </w:tc>
       </w:tr>
@@ -8111,7 +9264,21 @@
               <w:rPr>
                 <w:sz w:val="16"/>
               </w:rPr>
-              <w:t>GET /download/second_download/:</w:t>
+              <w:t>GET /download/</w:t>
+            </w:r>
+            <w:proofErr w:type="spellStart"/>
+            <w:r>
+              <w:rPr>
+                <w:sz w:val="16"/>
+              </w:rPr>
+              <w:t>second_download</w:t>
+            </w:r>
+            <w:proofErr w:type="spellEnd"/>
+            <w:r>
+              <w:rPr>
+                <w:sz w:val="16"/>
+              </w:rPr>
+              <w:t>/:</w:t>
             </w:r>
             <w:r>
               <w:rPr>
@@ -8186,6 +9353,7 @@
               </w:rPr>
               <w:t>/</w:t>
             </w:r>
+            <w:proofErr w:type="spellStart"/>
             <w:r>
               <w:rPr>
                 <w:sz w:val="16"/>
@@ -8201,7 +9369,17 @@
                 <w:szCs w:val="16"/>
                 <w:lang w:eastAsia="ja-JP"/>
               </w:rPr>
-              <w:t>?open=1</w:t>
+              <w:t>?open</w:t>
+            </w:r>
+            <w:proofErr w:type="spellEnd"/>
+            <w:r>
+              <w:rPr>
+                <w:rFonts w:hint="eastAsia"/>
+                <w:sz w:val="16"/>
+                <w:szCs w:val="16"/>
+                <w:lang w:eastAsia="ja-JP"/>
+              </w:rPr>
+              <w:t>=1</w:t>
             </w:r>
           </w:p>
         </w:tc>
@@ -8231,12 +9409,14 @@
                 <w:lang w:eastAsia="ja-JP"/>
               </w:rPr>
             </w:pPr>
+            <w:proofErr w:type="spellStart"/>
             <w:r>
               <w:rPr>
                 <w:sz w:val="16"/>
               </w:rPr>
               <w:t>識別情報</w:t>
             </w:r>
+            <w:proofErr w:type="spellEnd"/>
           </w:p>
         </w:tc>
         <w:tc>
@@ -8259,12 +9439,14 @@
                 <w:lang w:eastAsia="ja-JP"/>
               </w:rPr>
             </w:pPr>
+            <w:proofErr w:type="spellStart"/>
             <w:r>
               <w:rPr>
                 <w:sz w:val="16"/>
               </w:rPr>
               <w:t>Regist.second_token</w:t>
             </w:r>
+            <w:proofErr w:type="spellEnd"/>
           </w:p>
         </w:tc>
       </w:tr>
@@ -8284,12 +9466,14 @@
             <w:vAlign w:val="center"/>
           </w:tcPr>
           <w:p>
+            <w:proofErr w:type="spellStart"/>
             <w:r>
               <w:rPr>
                 <w:sz w:val="16"/>
               </w:rPr>
               <w:t>正常動作</w:t>
             </w:r>
+            <w:proofErr w:type="spellEnd"/>
           </w:p>
         </w:tc>
         <w:tc>
@@ -8337,12 +9521,14 @@
             <w:vAlign w:val="center"/>
           </w:tcPr>
           <w:p>
+            <w:proofErr w:type="spellStart"/>
             <w:r>
               <w:rPr>
                 <w:sz w:val="16"/>
               </w:rPr>
               <w:t>異常動作</w:t>
             </w:r>
+            <w:proofErr w:type="spellEnd"/>
           </w:p>
         </w:tc>
         <w:tc>
@@ -8431,6 +9617,7 @@
         </w:rPr>
         <w:t>IF-03の上限判定は「</w:t>
       </w:r>
+      <w:proofErr w:type="spellStart"/>
       <w:r>
         <w:rPr>
           <w:rFonts w:hint="eastAsia"/>
@@ -8451,6 +9638,7 @@
         </w:rPr>
         <w:t>_count</w:t>
       </w:r>
+      <w:proofErr w:type="spellEnd"/>
       <w:r>
         <w:rPr>
           <w:lang w:eastAsia="ja-JP"/>
@@ -8555,7 +9743,49 @@
         <w:rPr>
           <w:lang w:eastAsia="ja-JP"/>
         </w:rPr>
-        <w:t>ダウンロード対象はURLパラメータのファイル名を直接使用せず、DownloadFileテーブルから取得したレコードを参照する。実ファイルパスは absolute_file_path メソッドで生成し、public/downloads 配下であることを検証した上で send_file を実行することで、Path Traversal（ディレクトリトラバーサル）攻撃を防止している。</w:t>
+        <w:t>ダウンロード対象はURLパラメータのファイル名を直接使用せず、</w:t>
+      </w:r>
+      <w:proofErr w:type="spellStart"/>
+      <w:r>
+        <w:rPr>
+          <w:lang w:eastAsia="ja-JP"/>
+        </w:rPr>
+        <w:t>DownloadFile</w:t>
+      </w:r>
+      <w:proofErr w:type="spellEnd"/>
+      <w:r>
+        <w:rPr>
+          <w:lang w:eastAsia="ja-JP"/>
+        </w:rPr>
+        <w:t xml:space="preserve">テーブルから取得したレコードを参照する。実ファイルパスは </w:t>
+      </w:r>
+      <w:proofErr w:type="spellStart"/>
+      <w:r>
+        <w:rPr>
+          <w:lang w:eastAsia="ja-JP"/>
+        </w:rPr>
+        <w:t>absolute_file_path</w:t>
+      </w:r>
+      <w:proofErr w:type="spellEnd"/>
+      <w:r>
+        <w:rPr>
+          <w:lang w:eastAsia="ja-JP"/>
+        </w:rPr>
+        <w:t xml:space="preserve"> メソッドで生成し、public/downloads 配下であることを検証した上で </w:t>
+      </w:r>
+      <w:proofErr w:type="spellStart"/>
+      <w:r>
+        <w:rPr>
+          <w:lang w:eastAsia="ja-JP"/>
+        </w:rPr>
+        <w:t>send_file</w:t>
+      </w:r>
+      <w:proofErr w:type="spellEnd"/>
+      <w:r>
+        <w:rPr>
+          <w:lang w:eastAsia="ja-JP"/>
+        </w:rPr>
+        <w:t xml:space="preserve"> を実行することで、Path Traversal（ディレクトリトラバーサル）攻撃を防止している。</w:t>
       </w:r>
     </w:p>
     <w:p>
@@ -8641,6 +9871,7 @@
             <w:vAlign w:val="center"/>
           </w:tcPr>
           <w:p>
+            <w:proofErr w:type="spellStart"/>
             <w:r>
               <w:rPr>
                 <w:b/>
@@ -8649,6 +9880,7 @@
               </w:rPr>
               <w:t>ステータス</w:t>
             </w:r>
+            <w:proofErr w:type="spellEnd"/>
           </w:p>
         </w:tc>
         <w:tc>
@@ -8664,6 +9896,7 @@
             <w:vAlign w:val="center"/>
           </w:tcPr>
           <w:p>
+            <w:proofErr w:type="spellStart"/>
             <w:r>
               <w:rPr>
                 <w:b/>
@@ -8672,6 +9905,7 @@
               </w:rPr>
               <w:t>用途</w:t>
             </w:r>
+            <w:proofErr w:type="spellEnd"/>
           </w:p>
         </w:tc>
         <w:tc>
@@ -8687,6 +9921,7 @@
             <w:vAlign w:val="center"/>
           </w:tcPr>
           <w:p>
+            <w:proofErr w:type="spellStart"/>
             <w:r>
               <w:rPr>
                 <w:b/>
@@ -8695,6 +9930,7 @@
               </w:rPr>
               <w:t>現行適用</w:t>
             </w:r>
+            <w:proofErr w:type="spellEnd"/>
           </w:p>
         </w:tc>
       </w:tr>
@@ -8874,8 +10110,17 @@
                 <w:sz w:val="16"/>
                 <w:lang w:eastAsia="ja-JP"/>
               </w:rPr>
-              <w:t>ログアウト後、未ログイン時、無効URL時、ダウンロード画面遷移、管理画面の各種redirect_to</w:t>
-            </w:r>
+              <w:t>ログアウト後、未ログイン時、無効URL時、ダウンロード画面遷移、管理画面の各種</w:t>
+            </w:r>
+            <w:proofErr w:type="spellStart"/>
+            <w:r>
+              <w:rPr>
+                <w:sz w:val="16"/>
+                <w:lang w:eastAsia="ja-JP"/>
+              </w:rPr>
+              <w:t>redirect_to</w:t>
+            </w:r>
+            <w:proofErr w:type="spellEnd"/>
           </w:p>
         </w:tc>
       </w:tr>
@@ -8920,12 +10165,14 @@
                 <w:lang w:eastAsia="ja-JP"/>
               </w:rPr>
             </w:pPr>
+            <w:proofErr w:type="spellStart"/>
             <w:r>
               <w:rPr>
                 <w:sz w:val="16"/>
               </w:rPr>
               <w:t>認証失敗・未認証</w:t>
             </w:r>
+            <w:proofErr w:type="spellEnd"/>
           </w:p>
         </w:tc>
         <w:tc>
@@ -9073,7 +10320,21 @@
               <w:rPr>
                 <w:sz w:val="16"/>
               </w:rPr>
-              <w:t>422 Unprocessable Entity</w:t>
+              <w:t xml:space="preserve">422 </w:t>
+            </w:r>
+            <w:proofErr w:type="spellStart"/>
+            <w:r>
+              <w:rPr>
+                <w:sz w:val="16"/>
+              </w:rPr>
+              <w:t>Unprocessable</w:t>
+            </w:r>
+            <w:proofErr w:type="spellEnd"/>
+            <w:r>
+              <w:rPr>
+                <w:sz w:val="16"/>
+              </w:rPr>
+              <w:t xml:space="preserve"> Entity</w:t>
             </w:r>
           </w:p>
         </w:tc>
@@ -9152,7 +10413,14 @@
               <w:rPr>
                 <w:sz w:val="16"/>
               </w:rPr>
-              <w:t>500 Internal Server Error</w:t>
+              <w:t xml:space="preserve">500 Internal Server </w:t>
+            </w:r>
+            <w:r>
+              <w:rPr>
+                <w:sz w:val="16"/>
+              </w:rPr>
+              <w:lastRenderedPageBreak/>
+              <w:t>Error</w:t>
             </w:r>
           </w:p>
         </w:tc>
@@ -9182,6 +10450,7 @@
                 <w:szCs w:val="16"/>
                 <w:lang w:eastAsia="ja-JP"/>
               </w:rPr>
+              <w:lastRenderedPageBreak/>
               <w:t>想定外のサーバ内部エラー</w:t>
             </w:r>
           </w:p>
@@ -9224,7 +10493,15 @@
                 <w:sz w:val="16"/>
                 <w:lang w:eastAsia="ja-JP"/>
               </w:rPr>
-              <w:t>、テンプレート構文エラー、プログラム不具合等</w:t>
+              <w:t>、テンプレート構文エラー、プログラム不具合</w:t>
+            </w:r>
+            <w:r>
+              <w:rPr>
+                <w:sz w:val="16"/>
+                <w:lang w:eastAsia="ja-JP"/>
+              </w:rPr>
+              <w:lastRenderedPageBreak/>
+              <w:t>等</w:t>
             </w:r>
           </w:p>
         </w:tc>
@@ -9252,9 +10529,11 @@
       <w:r>
         <w:t xml:space="preserve">.2 </w:t>
       </w:r>
+      <w:proofErr w:type="spellStart"/>
       <w:r>
         <w:t>セキュリティ要件</w:t>
       </w:r>
+      <w:proofErr w:type="spellEnd"/>
     </w:p>
     <w:p>
       <w:pPr>
@@ -9292,7 +10571,15 @@
         <w:spacing w:after="40"/>
       </w:pPr>
       <w:r>
-        <w:t>Rails Session CookieにはSecure、HttpOnly、SameSite属性を適切に設定する。</w:t>
+        <w:t xml:space="preserve">Rails Session </w:t>
+      </w:r>
+      <w:proofErr w:type="spellStart"/>
+      <w:r>
+        <w:t>CookieにはSecure、HttpOnly、SameSite属性を適切に設定する</w:t>
+      </w:r>
+      <w:proofErr w:type="spellEnd"/>
+      <w:r>
+        <w:t>。</w:t>
       </w:r>
     </w:p>
     <w:p>
@@ -9305,9 +10592,58 @@
       </w:pPr>
       <w:r>
         <w:rPr>
+          <w:rFonts w:hint="eastAsia"/>
+          <w:color w:val="FFFFFF" w:themeColor="background1"/>
+          <w:shd w:val="clear" w:color="auto" w:fill="00B0F0"/>
+          <w:lang w:eastAsia="ja-JP"/>
+        </w:rPr>
+        <w:t>解決済み</w:t>
+      </w:r>
+      <w:r>
+        <w:rPr>
+          <w:rFonts w:hint="eastAsia"/>
+          <w:lang w:eastAsia="ja-JP"/>
+        </w:rPr>
+        <w:t xml:space="preserve">　</w:t>
+      </w:r>
+      <w:r>
+        <w:rPr>
           <w:lang w:eastAsia="ja-JP"/>
         </w:rPr>
         <w:t>Session利用APIはCSRFトークンを検証する。</w:t>
+      </w:r>
+    </w:p>
+    <w:p>
+      <w:pPr>
+        <w:pStyle w:val="a0"/>
+        <w:numPr>
+          <w:ilvl w:val="0"/>
+          <w:numId w:val="0"/>
+        </w:numPr>
+        <w:ind w:left="360"/>
+        <w:rPr>
+          <w:lang w:eastAsia="ja-JP"/>
+        </w:rPr>
+      </w:pPr>
+      <w:r>
+        <w:rPr>
+          <w:lang w:eastAsia="ja-JP"/>
+        </w:rPr>
+        <w:t>Rails側のCSRF検証は有効。</w:t>
+      </w:r>
+      <w:proofErr w:type="spellStart"/>
+      <w:r>
+        <w:rPr>
+          <w:lang w:eastAsia="ja-JP"/>
+        </w:rPr>
+        <w:t>csrf_meta_tags</w:t>
+      </w:r>
+      <w:proofErr w:type="spellEnd"/>
+      <w:r>
+        <w:rPr>
+          <w:lang w:eastAsia="ja-JP"/>
+        </w:rPr>
+        <w:t xml:space="preserve"> も配置済みで、React/JavaScriptの主要な状態変更リクエストでは X-CSRF-Token を送信している。CSRF無効化設定も確認されていない。残る確認事項は、Sessionを利用する全 fetch のPOST/PATCH/PUT/DELETEにCSRFトークンが付与されていること。</w:t>
       </w:r>
     </w:p>
     <w:p>
@@ -9320,6 +10656,22 @@
       </w:pPr>
       <w:r>
         <w:rPr>
+          <w:rFonts w:hint="eastAsia"/>
+          <w:color w:val="FFFFFF" w:themeColor="background1"/>
+          <w:shd w:val="clear" w:color="auto" w:fill="00B0F0"/>
+          <w:lang w:eastAsia="ja-JP"/>
+        </w:rPr>
+        <w:t>解決済み</w:t>
+      </w:r>
+      <w:r>
+        <w:rPr>
+          <w:rFonts w:hint="eastAsia"/>
+          <w:lang w:eastAsia="ja-JP"/>
+        </w:rPr>
+        <w:t xml:space="preserve">　</w:t>
+      </w:r>
+      <w:r>
+        <w:rPr>
           <w:lang w:eastAsia="ja-JP"/>
         </w:rPr>
         <w:t>APIレスポンスは必要最小限の個人情報のみ返す。</w:t>
@@ -9335,9 +10687,24 @@
       </w:pPr>
       <w:r>
         <w:rPr>
+          <w:rFonts w:hint="eastAsia"/>
+          <w:color w:val="FFFFFF" w:themeColor="background1"/>
+          <w:shd w:val="clear" w:color="auto" w:fill="00B0F0"/>
           <w:lang w:eastAsia="ja-JP"/>
         </w:rPr>
-        <w:lastRenderedPageBreak/>
+        <w:t>解決済み</w:t>
+      </w:r>
+      <w:r>
+        <w:rPr>
+          <w:rFonts w:hint="eastAsia"/>
+          <w:lang w:eastAsia="ja-JP"/>
+        </w:rPr>
+        <w:t xml:space="preserve">　</w:t>
+      </w:r>
+      <w:r>
+        <w:rPr>
+          <w:lang w:eastAsia="ja-JP"/>
+        </w:rPr>
         <w:t>例外メッセージやDB検証詳細をそのまま外部へ返さない。</w:t>
       </w:r>
     </w:p>
@@ -9352,7 +10719,7 @@
       <w:r>
         <w:rPr>
           <w:color w:val="FFFFFF" w:themeColor="background1"/>
-          <w:shd w:val="clear" w:color="auto" w:fill="EE0000"/>
+          <w:shd w:val="clear" w:color="auto" w:fill="00B0F0"/>
           <w:lang w:eastAsia="ja-JP"/>
         </w:rPr>
         <w:t>今後のセキュリティ強化候補</w:t>
@@ -9388,6 +10755,7 @@
         <w:spacing w:after="40"/>
         <w:ind w:left="360"/>
         <w:rPr>
+          <w:color w:val="FFFFFF" w:themeColor="background1"/>
           <w:shd w:val="clear" w:color="auto" w:fill="00B0F0"/>
           <w:lang w:eastAsia="ja-JP"/>
         </w:rPr>
@@ -9395,6 +10763,7 @@
       <w:r>
         <w:rPr>
           <w:rFonts w:hint="eastAsia"/>
+          <w:color w:val="FFFFFF" w:themeColor="background1"/>
           <w:shd w:val="clear" w:color="auto" w:fill="00B0F0"/>
           <w:lang w:eastAsia="ja-JP"/>
         </w:rPr>
@@ -9403,6 +10772,7 @@
       <w:r>
         <w:rPr>
           <w:rFonts w:hint="eastAsia"/>
+          <w:color w:val="FFFFFF" w:themeColor="background1"/>
           <w:shd w:val="clear" w:color="auto" w:fill="00B0F0"/>
           <w:lang w:eastAsia="ja-JP"/>
         </w:rPr>
@@ -9411,6 +10781,7 @@
       <w:r>
         <w:rPr>
           <w:rFonts w:hint="eastAsia"/>
+          <w:color w:val="FFFFFF" w:themeColor="background1"/>
           <w:shd w:val="clear" w:color="auto" w:fill="00B0F0"/>
           <w:lang w:eastAsia="ja-JP"/>
         </w:rPr>
@@ -9418,6 +10789,7 @@
       </w:r>
       <w:r>
         <w:rPr>
+          <w:color w:val="FFFFFF" w:themeColor="background1"/>
           <w:shd w:val="clear" w:color="auto" w:fill="00B0F0"/>
           <w:lang w:eastAsia="ja-JP"/>
         </w:rPr>
@@ -9426,6 +10798,7 @@
       <w:r>
         <w:rPr>
           <w:rFonts w:hint="eastAsia"/>
+          <w:color w:val="FFFFFF" w:themeColor="background1"/>
           <w:shd w:val="clear" w:color="auto" w:fill="00B0F0"/>
           <w:lang w:eastAsia="ja-JP"/>
         </w:rPr>
@@ -9433,6 +10806,7 @@
       </w:r>
       <w:r>
         <w:rPr>
+          <w:color w:val="FFFFFF" w:themeColor="background1"/>
           <w:shd w:val="clear" w:color="auto" w:fill="00B0F0"/>
           <w:lang w:eastAsia="ja-JP"/>
         </w:rPr>
@@ -9441,6 +10815,7 @@
       <w:r>
         <w:rPr>
           <w:rFonts w:hint="eastAsia"/>
+          <w:color w:val="FFFFFF" w:themeColor="background1"/>
           <w:shd w:val="clear" w:color="auto" w:fill="00B0F0"/>
           <w:lang w:eastAsia="ja-JP"/>
         </w:rPr>
@@ -9471,11 +10846,39 @@
         <w:rPr>
           <w:lang w:eastAsia="ja-JP"/>
         </w:rPr>
-        <w:t>認証API /firebase_login に対し、短時間の大量アクセス（総当たり攻撃（Brute Force Attack）、パスワード推測、DoS攻撃等）を防止するため、IPアドレス単位のレート制限を実装した。Rack::Attackを用いて同一IPからのアクセスを1分間10回まで許可し、超過時はHTTP 429（Too Many Requests）を返す。レート制限のカウンターはSolid Cacheを使用し、ariaguma_cache.solid_cache_entries に保存する。現時点ではRack::Attackによる防御・制限を採用しており、</w:t>
-      </w:r>
+        <w:t>認証API /</w:t>
+      </w:r>
+      <w:proofErr w:type="spellStart"/>
       <w:r>
         <w:rPr>
-          <w:shd w:val="clear" w:color="auto" w:fill="F2F2F2" w:themeFill="background1" w:themeFillShade="F2"/>
+          <w:lang w:eastAsia="ja-JP"/>
+        </w:rPr>
+        <w:t>firebase_login</w:t>
+      </w:r>
+      <w:proofErr w:type="spellEnd"/>
+      <w:r>
+        <w:rPr>
+          <w:lang w:eastAsia="ja-JP"/>
+        </w:rPr>
+        <w:t xml:space="preserve"> に対し、短時間の大量アクセス（総当たり攻撃（Brute Force Attack）、パスワード推測、DoS攻撃等）を防止するため、IPアドレス単位のレート制限を実装した。Rack::Attackを用いて同一IPからのアクセスを1分間10回まで許可し、超過時はHTTP 429（Too Many Requests）を返す。レート制限のカウンターはSolid Cacheを使用し、</w:t>
+      </w:r>
+      <w:proofErr w:type="spellStart"/>
+      <w:r>
+        <w:rPr>
+          <w:lang w:eastAsia="ja-JP"/>
+        </w:rPr>
+        <w:t>ariaguma_cache.solid_cache_entries</w:t>
+      </w:r>
+      <w:proofErr w:type="spellEnd"/>
+      <w:r>
+        <w:rPr>
+          <w:lang w:eastAsia="ja-JP"/>
+        </w:rPr>
+        <w:t xml:space="preserve"> に保存する。現時点ではRack::Attackによる防御・制限を採用しており、</w:t>
+      </w:r>
+      <w:r>
+        <w:rPr>
+          <w:shd w:val="clear" w:color="auto" w:fill="D9D9D9" w:themeFill="background1" w:themeFillShade="D9"/>
           <w:lang w:eastAsia="ja-JP"/>
         </w:rPr>
         <w:t>CloudWatch（監視・通知）、Fail2Ban（ログ連動によるIP遮断）、AWS WAF（Webアプリケーションファイアウォール）</w:t>
@@ -9518,9 +10921,18 @@
       <w:r>
         <w:rPr>
           <w:rFonts w:hint="eastAsia"/>
+          <w:color w:val="FFFFFF" w:themeColor="background1"/>
+          <w:shd w:val="clear" w:color="auto" w:fill="00B0F0"/>
           <w:lang w:eastAsia="ja-JP"/>
         </w:rPr>
-        <w:t xml:space="preserve">対応済み　</w:t>
+        <w:t>解決済み</w:t>
+      </w:r>
+      <w:r>
+        <w:rPr>
+          <w:rFonts w:hint="eastAsia"/>
+          <w:lang w:eastAsia="ja-JP"/>
+        </w:rPr>
+        <w:t xml:space="preserve">　</w:t>
       </w:r>
       <w:r>
         <w:rPr>
@@ -9539,6 +10951,7 @@
         <w:spacing w:after="40"/>
         <w:ind w:left="360"/>
         <w:rPr>
+          <w:rFonts w:hint="eastAsia"/>
           <w:lang w:eastAsia="ja-JP"/>
         </w:rPr>
       </w:pPr>
@@ -9560,22 +10973,36 @@
         <w:rPr>
           <w:lang w:eastAsia="ja-JP"/>
         </w:rPr>
-        <w:t>ダウンロード対象はDownloadFileテーブルに登録された公開ファイルのみを許可し、DB登録情報から絶対パスを生成する。expand_path により正規化したパスが公開ディレクトリ配下であることを検証し、任意パス（Directory Traversal）へのアクセスを禁止する。</w:t>
-      </w:r>
-    </w:p>
-    <w:p>
-      <w:pPr>
-        <w:pStyle w:val="a0"/>
-        <w:numPr>
-          <w:ilvl w:val="0"/>
-          <w:numId w:val="0"/>
-        </w:numPr>
-        <w:spacing w:after="40"/>
-        <w:ind w:left="360"/>
+        <w:t>ダウンロード対象は</w:t>
+      </w:r>
+      <w:proofErr w:type="spellStart"/>
+      <w:r>
         <w:rPr>
           <w:lang w:eastAsia="ja-JP"/>
         </w:rPr>
-      </w:pPr>
+        <w:t>DownloadFile</w:t>
+      </w:r>
+      <w:proofErr w:type="spellEnd"/>
+      <w:r>
+        <w:rPr>
+          <w:lang w:eastAsia="ja-JP"/>
+        </w:rPr>
+        <w:t>テーブルに登録された公開ファイルのみを許可し、DB登録情報から絶対パスを生成する。</w:t>
+      </w:r>
+      <w:proofErr w:type="spellStart"/>
+      <w:r>
+        <w:rPr>
+          <w:lang w:eastAsia="ja-JP"/>
+        </w:rPr>
+        <w:t>expand_path</w:t>
+      </w:r>
+      <w:proofErr w:type="spellEnd"/>
+      <w:r>
+        <w:rPr>
+          <w:lang w:eastAsia="ja-JP"/>
+        </w:rPr>
+        <w:t xml:space="preserve"> により正規化したパスが公開ディレクトリ配下であることを検証し、任意パス（Directory Traversal）へのアクセスを禁止する。</w:t>
+      </w:r>
     </w:p>
     <w:p>
       <w:pPr>
@@ -9591,9 +11018,11 @@
       <w:r>
         <w:t xml:space="preserve">.3 </w:t>
       </w:r>
+      <w:proofErr w:type="spellStart"/>
       <w:r>
         <w:t>ログ出力</w:t>
       </w:r>
+      <w:proofErr w:type="spellEnd"/>
     </w:p>
     <w:tbl>
       <w:tblPr>
@@ -9624,6 +11053,7 @@
             <w:vAlign w:val="center"/>
           </w:tcPr>
           <w:p>
+            <w:proofErr w:type="spellStart"/>
             <w:r>
               <w:rPr>
                 <w:b/>
@@ -9632,6 +11062,7 @@
               </w:rPr>
               <w:t>対象</w:t>
             </w:r>
+            <w:proofErr w:type="spellEnd"/>
           </w:p>
         </w:tc>
         <w:tc>
@@ -9647,6 +11078,7 @@
             <w:vAlign w:val="center"/>
           </w:tcPr>
           <w:p>
+            <w:proofErr w:type="spellStart"/>
             <w:r>
               <w:rPr>
                 <w:b/>
@@ -9655,6 +11087,7 @@
               </w:rPr>
               <w:t>ログ内容</w:t>
             </w:r>
+            <w:proofErr w:type="spellEnd"/>
           </w:p>
         </w:tc>
         <w:tc>
@@ -9670,6 +11103,7 @@
             <w:vAlign w:val="center"/>
           </w:tcPr>
           <w:p>
+            <w:proofErr w:type="spellStart"/>
             <w:r>
               <w:rPr>
                 <w:b/>
@@ -9678,6 +11112,7 @@
               </w:rPr>
               <w:t>禁止事項</w:t>
             </w:r>
+            <w:proofErr w:type="spellEnd"/>
           </w:p>
         </w:tc>
       </w:tr>
@@ -9697,12 +11132,14 @@
             <w:vAlign w:val="center"/>
           </w:tcPr>
           <w:p>
+            <w:proofErr w:type="spellStart"/>
             <w:r>
               <w:rPr>
                 <w:sz w:val="16"/>
               </w:rPr>
               <w:t>firebase_login</w:t>
             </w:r>
+            <w:proofErr w:type="spellEnd"/>
           </w:p>
         </w:tc>
         <w:tc>
@@ -9860,11 +11297,19 @@
                 <w:lang w:eastAsia="ja-JP"/>
               </w:rPr>
             </w:pPr>
-            <w:r>
-              <w:rPr>
-                <w:sz w:val="16"/>
-              </w:rPr>
-              <w:t>systemd/Puma</w:t>
+            <w:proofErr w:type="spellStart"/>
+            <w:r>
+              <w:rPr>
+                <w:sz w:val="16"/>
+              </w:rPr>
+              <w:t>systemd</w:t>
+            </w:r>
+            <w:proofErr w:type="spellEnd"/>
+            <w:r>
+              <w:rPr>
+                <w:sz w:val="16"/>
+              </w:rPr>
+              <w:t>/Puma</w:t>
             </w:r>
           </w:p>
         </w:tc>
@@ -10028,6 +11473,9 @@
     <w:p>
       <w:pPr>
         <w:pStyle w:val="1"/>
+        <w:rPr>
+          <w:lang w:eastAsia="ja-JP"/>
+        </w:rPr>
       </w:pPr>
       <w:r>
         <w:rPr>
@@ -10037,9 +11485,15 @@
         <w:t>8</w:t>
       </w:r>
       <w:r>
+        <w:rPr>
+          <w:lang w:eastAsia="ja-JP"/>
+        </w:rPr>
         <w:t xml:space="preserve">. </w:t>
       </w:r>
       <w:r>
+        <w:rPr>
+          <w:lang w:eastAsia="ja-JP"/>
+        </w:rPr>
         <w:t>実装上の確認事項</w:t>
       </w:r>
     </w:p>
@@ -10096,6 +11550,7 @@
             <w:vAlign w:val="center"/>
           </w:tcPr>
           <w:p>
+            <w:proofErr w:type="spellStart"/>
             <w:r>
               <w:rPr>
                 <w:b/>
@@ -10104,6 +11559,7 @@
               </w:rPr>
               <w:t>重要度</w:t>
             </w:r>
+            <w:proofErr w:type="spellEnd"/>
           </w:p>
         </w:tc>
         <w:tc>
@@ -10119,6 +11575,7 @@
             <w:vAlign w:val="center"/>
           </w:tcPr>
           <w:p>
+            <w:proofErr w:type="spellStart"/>
             <w:r>
               <w:rPr>
                 <w:b/>
@@ -10127,6 +11584,7 @@
               </w:rPr>
               <w:t>現状</w:t>
             </w:r>
+            <w:proofErr w:type="spellEnd"/>
           </w:p>
         </w:tc>
         <w:tc>
@@ -10142,6 +11600,7 @@
             <w:vAlign w:val="center"/>
           </w:tcPr>
           <w:p>
+            <w:proofErr w:type="spellStart"/>
             <w:r>
               <w:rPr>
                 <w:b/>
@@ -10150,6 +11609,7 @@
               </w:rPr>
               <w:t>対応案</w:t>
             </w:r>
+            <w:proofErr w:type="spellEnd"/>
           </w:p>
         </w:tc>
       </w:tr>
@@ -10192,6 +11652,7 @@
           </w:tcPr>
           <w:p>
             <w:pPr>
+              <w:shd w:val="clear" w:color="auto" w:fill="00B0F0"/>
               <w:rPr>
                 <w:sz w:val="14"/>
                 <w:lang w:eastAsia="ja-JP"/>
@@ -10231,8 +11692,30 @@
               <w:rPr>
                 <w:sz w:val="14"/>
               </w:rPr>
-              <w:t>GET /api/session/meがトークンをそのまま返す</w:t>
-            </w:r>
+              <w:t>GET /</w:t>
+            </w:r>
+            <w:proofErr w:type="spellStart"/>
+            <w:r>
+              <w:rPr>
+                <w:sz w:val="14"/>
+              </w:rPr>
+              <w:t>api</w:t>
+            </w:r>
+            <w:proofErr w:type="spellEnd"/>
+            <w:r>
+              <w:rPr>
+                <w:sz w:val="14"/>
+              </w:rPr>
+              <w:t>/session/</w:t>
+            </w:r>
+            <w:proofErr w:type="spellStart"/>
+            <w:r>
+              <w:rPr>
+                <w:sz w:val="14"/>
+              </w:rPr>
+              <w:t>meがトークンをそのまま返す</w:t>
+            </w:r>
+            <w:proofErr w:type="spellEnd"/>
           </w:p>
         </w:tc>
         <w:tc>
@@ -10291,7 +11774,43 @@
                 <w:szCs w:val="14"/>
                 <w:lang w:eastAsia="ja-JP"/>
               </w:rPr>
-              <w:t>未使用となった Api::SessionsController を削除し、 Firebase認証は POST /firebase_login のみに統一した。</w:t>
+              <w:t>未使用となった Api::</w:t>
+            </w:r>
+            <w:proofErr w:type="spellStart"/>
+            <w:r>
+              <w:rPr>
+                <w:sz w:val="14"/>
+                <w:szCs w:val="14"/>
+                <w:lang w:eastAsia="ja-JP"/>
+              </w:rPr>
+              <w:t>SessionsController</w:t>
+            </w:r>
+            <w:proofErr w:type="spellEnd"/>
+            <w:r>
+              <w:rPr>
+                <w:sz w:val="14"/>
+                <w:szCs w:val="14"/>
+                <w:lang w:eastAsia="ja-JP"/>
+              </w:rPr>
+              <w:t xml:space="preserve"> を削除し、 Firebase認証は POST /</w:t>
+            </w:r>
+            <w:proofErr w:type="spellStart"/>
+            <w:r>
+              <w:rPr>
+                <w:sz w:val="14"/>
+                <w:szCs w:val="14"/>
+                <w:lang w:eastAsia="ja-JP"/>
+              </w:rPr>
+              <w:t>firebase_login</w:t>
+            </w:r>
+            <w:proofErr w:type="spellEnd"/>
+            <w:r>
+              <w:rPr>
+                <w:sz w:val="14"/>
+                <w:szCs w:val="14"/>
+                <w:lang w:eastAsia="ja-JP"/>
+              </w:rPr>
+              <w:t xml:space="preserve"> のみに統一した。</w:t>
             </w:r>
           </w:p>
         </w:tc>
@@ -10335,6 +11854,7 @@
           </w:tcPr>
           <w:p>
             <w:pPr>
+              <w:shd w:val="clear" w:color="auto" w:fill="00B0F0"/>
               <w:rPr>
                 <w:sz w:val="14"/>
                 <w:lang w:eastAsia="ja-JP"/>
@@ -10370,12 +11890,14 @@
             <w:vAlign w:val="center"/>
           </w:tcPr>
           <w:p>
+            <w:proofErr w:type="spellStart"/>
             <w:r>
               <w:rPr>
                 <w:sz w:val="14"/>
               </w:rPr>
               <w:t>Downloads#fileの上限条件が逆の可能性</w:t>
             </w:r>
+            <w:proofErr w:type="spellEnd"/>
           </w:p>
         </w:tc>
         <w:tc>
@@ -10402,8 +11924,16 @@
               <w:rPr>
                 <w:sz w:val="14"/>
               </w:rPr>
-              <w:t>downloaded &gt;= MAX_DOWNLOADSで拒否しreturn</w:t>
-            </w:r>
+              <w:t xml:space="preserve">downloaded &gt;= </w:t>
+            </w:r>
+            <w:proofErr w:type="spellStart"/>
+            <w:r>
+              <w:rPr>
+                <w:sz w:val="14"/>
+              </w:rPr>
+              <w:t>MAX_DOWNLOADSで拒否しreturn</w:t>
+            </w:r>
+            <w:proofErr w:type="spellEnd"/>
             <w:r>
               <w:rPr>
                 <w:sz w:val="14"/>
@@ -10434,14 +11964,24 @@
                 <w:szCs w:val="14"/>
                 <w:lang w:eastAsia="ja-JP"/>
               </w:rPr>
+              <w:lastRenderedPageBreak/>
               <w:t xml:space="preserve">→　</w:t>
             </w:r>
+            <w:proofErr w:type="spellStart"/>
             <w:r>
               <w:rPr>
                 <w:sz w:val="14"/>
                 <w:szCs w:val="14"/>
               </w:rPr>
-              <w:t>download_count.to_i &lt; FIRST_DOWNLOAD_LIMIT</w:t>
+              <w:t>download_count.to_i</w:t>
+            </w:r>
+            <w:proofErr w:type="spellEnd"/>
+            <w:r>
+              <w:rPr>
+                <w:sz w:val="14"/>
+                <w:szCs w:val="14"/>
+              </w:rPr>
+              <w:t xml:space="preserve"> &lt; FIRST_DOWNLOAD_LIMIT</w:t>
             </w:r>
           </w:p>
           <w:p>
@@ -10466,7 +12006,23 @@
                 <w:sz w:val="14"/>
                 <w:szCs w:val="14"/>
               </w:rPr>
-              <w:t xml:space="preserve">    second_download_count.to_i &lt; SECOND_DOWNLOAD_LIMIT</w:t>
+              <w:t xml:space="preserve">    </w:t>
+            </w:r>
+            <w:proofErr w:type="spellStart"/>
+            <w:r>
+              <w:rPr>
+                <w:sz w:val="14"/>
+                <w:szCs w:val="14"/>
+              </w:rPr>
+              <w:t>second_download_count.to_i</w:t>
+            </w:r>
+            <w:proofErr w:type="spellEnd"/>
+            <w:r>
+              <w:rPr>
+                <w:sz w:val="14"/>
+                <w:szCs w:val="14"/>
+              </w:rPr>
+              <w:t xml:space="preserve"> &lt; SECOND_DOWNLOAD_LIMIT</w:t>
             </w:r>
           </w:p>
         </w:tc>
@@ -10492,6 +12048,7 @@
               <w:rPr>
                 <w:sz w:val="14"/>
               </w:rPr>
+              <w:lastRenderedPageBreak/>
               <w:t>A-04</w:t>
             </w:r>
           </w:p>
@@ -10510,6 +12067,7 @@
           </w:tcPr>
           <w:p>
             <w:pPr>
+              <w:shd w:val="clear" w:color="auto" w:fill="00B0F0"/>
               <w:rPr>
                 <w:sz w:val="14"/>
                 <w:lang w:eastAsia="ja-JP"/>
@@ -10545,12 +12103,14 @@
             <w:vAlign w:val="center"/>
           </w:tcPr>
           <w:p>
+            <w:proofErr w:type="spellStart"/>
             <w:r>
               <w:rPr>
                 <w:sz w:val="14"/>
               </w:rPr>
               <w:t>filenameの直接パス結合</w:t>
             </w:r>
+            <w:proofErr w:type="spellEnd"/>
           </w:p>
         </w:tc>
         <w:tc>
@@ -10572,12 +12132,21 @@
                 <w:lang w:eastAsia="ja-JP"/>
               </w:rPr>
             </w:pPr>
+            <w:proofErr w:type="spellStart"/>
             <w:r>
               <w:rPr>
                 <w:sz w:val="14"/>
                 <w:lang w:eastAsia="ja-JP"/>
               </w:rPr>
-              <w:t>DownloadFile IDや許可リストから安全なパスを解決</w:t>
+              <w:t>DownloadFile</w:t>
+            </w:r>
+            <w:proofErr w:type="spellEnd"/>
+            <w:r>
+              <w:rPr>
+                <w:sz w:val="14"/>
+                <w:lang w:eastAsia="ja-JP"/>
+              </w:rPr>
+              <w:t xml:space="preserve"> IDや許可リストから安全なパスを解決</w:t>
             </w:r>
           </w:p>
           <w:p>
@@ -10599,7 +12168,39 @@
                 <w:sz w:val="14"/>
                 <w:lang w:eastAsia="ja-JP"/>
               </w:rPr>
-              <w:t>URLパラメータのfilenameを直接ファイルパスへ使用せず、DownloadFile IDから登録済みファイル情報を取得する。実ファイルはWeb公開領域外の private/downloads に配置し、解決した絶対パスが当該ディレクトリ配下であることを検証した上で send_file を実行する。</w:t>
+              <w:t>URLパラメータのfilenameを直接ファイルパスへ使用せず、</w:t>
+            </w:r>
+            <w:proofErr w:type="spellStart"/>
+            <w:r>
+              <w:rPr>
+                <w:sz w:val="14"/>
+                <w:lang w:eastAsia="ja-JP"/>
+              </w:rPr>
+              <w:t>DownloadFile</w:t>
+            </w:r>
+            <w:proofErr w:type="spellEnd"/>
+            <w:r>
+              <w:rPr>
+                <w:sz w:val="14"/>
+                <w:lang w:eastAsia="ja-JP"/>
+              </w:rPr>
+              <w:t xml:space="preserve"> IDから登録済みファイル情報を取得する。実ファイルはWeb公開領域外の private/downloads に配置し、解決した絶対パスが当該ディレクトリ配下であることを検証した上で </w:t>
+            </w:r>
+            <w:proofErr w:type="spellStart"/>
+            <w:r>
+              <w:rPr>
+                <w:sz w:val="14"/>
+                <w:lang w:eastAsia="ja-JP"/>
+              </w:rPr>
+              <w:t>send_file</w:t>
+            </w:r>
+            <w:proofErr w:type="spellEnd"/>
+            <w:r>
+              <w:rPr>
+                <w:sz w:val="14"/>
+                <w:lang w:eastAsia="ja-JP"/>
+              </w:rPr>
+              <w:t xml:space="preserve"> を実行する。</w:t>
             </w:r>
           </w:p>
         </w:tc>
@@ -10617,6 +12218,7 @@
               <w:bottom w:val="single" w:sz="4" w:space="0" w:color="B7C9E2"/>
               <w:right w:val="single" w:sz="4" w:space="0" w:color="B7C9E2"/>
             </w:tcBorders>
+            <w:shd w:val="clear" w:color="auto" w:fill="D9D9D9" w:themeFill="background1" w:themeFillShade="D9"/>
             <w:vAlign w:val="center"/>
           </w:tcPr>
           <w:p>
@@ -10637,50 +12239,12 @@
               <w:bottom w:val="single" w:sz="4" w:space="0" w:color="B7C9E2"/>
               <w:right w:val="single" w:sz="4" w:space="0" w:color="B7C9E2"/>
             </w:tcBorders>
-            <w:vAlign w:val="center"/>
-          </w:tcPr>
-          <w:p>
-            <w:r>
-              <w:rPr>
-                <w:sz w:val="14"/>
-              </w:rPr>
-              <w:t>中</w:t>
-            </w:r>
-          </w:p>
-        </w:tc>
-        <w:tc>
-          <w:tcPr>
-            <w:tcW w:w="4357" w:type="dxa"/>
-            <w:tcBorders>
-              <w:top w:val="single" w:sz="4" w:space="0" w:color="B7C9E2"/>
-              <w:left w:val="single" w:sz="4" w:space="0" w:color="B7C9E2"/>
-              <w:bottom w:val="single" w:sz="4" w:space="0" w:color="B7C9E2"/>
-              <w:right w:val="single" w:sz="4" w:space="0" w:color="B7C9E2"/>
-            </w:tcBorders>
-            <w:vAlign w:val="center"/>
-          </w:tcPr>
-          <w:p>
-            <w:r>
-              <w:rPr>
-                <w:sz w:val="14"/>
-              </w:rPr>
-              <w:t>Firebase/Google/Bearerの認証方式が重複</w:t>
-            </w:r>
-          </w:p>
-        </w:tc>
-        <w:tc>
-          <w:tcPr>
-            <w:tcW w:w="4117" w:type="dxa"/>
-            <w:tcBorders>
-              <w:top w:val="single" w:sz="4" w:space="0" w:color="B7C9E2"/>
-              <w:left w:val="single" w:sz="4" w:space="0" w:color="B7C9E2"/>
-              <w:bottom w:val="single" w:sz="4" w:space="0" w:color="B7C9E2"/>
-              <w:right w:val="single" w:sz="4" w:space="0" w:color="B7C9E2"/>
-            </w:tcBorders>
+            <w:shd w:val="clear" w:color="auto" w:fill="D9D9D9" w:themeFill="background1" w:themeFillShade="D9"/>
             <w:vAlign w:val="center"/>
           </w:tcPr>
           <w:p>
             <w:pPr>
+              <w:shd w:val="clear" w:color="auto" w:fill="00B0F0"/>
               <w:rPr>
                 <w:sz w:val="14"/>
                 <w:lang w:eastAsia="ja-JP"/>
@@ -10689,9 +12253,90 @@
             <w:r>
               <w:rPr>
                 <w:sz w:val="14"/>
-              </w:rPr>
-              <w:t>正式方式をFirebase Login + Rails Sessionへ統一</w:t>
-            </w:r>
+                <w:lang w:eastAsia="ja-JP"/>
+              </w:rPr>
+              <w:t>対応済み</w:t>
+            </w:r>
+          </w:p>
+          <w:p>
+            <w:r>
+              <w:rPr>
+                <w:sz w:val="14"/>
+              </w:rPr>
+              <w:t>中</w:t>
+            </w:r>
+          </w:p>
+        </w:tc>
+        <w:tc>
+          <w:tcPr>
+            <w:tcW w:w="4357" w:type="dxa"/>
+            <w:tcBorders>
+              <w:top w:val="single" w:sz="4" w:space="0" w:color="B7C9E2"/>
+              <w:left w:val="single" w:sz="4" w:space="0" w:color="B7C9E2"/>
+              <w:bottom w:val="single" w:sz="4" w:space="0" w:color="B7C9E2"/>
+              <w:right w:val="single" w:sz="4" w:space="0" w:color="B7C9E2"/>
+            </w:tcBorders>
+            <w:shd w:val="clear" w:color="auto" w:fill="D9D9D9" w:themeFill="background1" w:themeFillShade="D9"/>
+            <w:vAlign w:val="center"/>
+          </w:tcPr>
+          <w:p>
+            <w:r>
+              <w:rPr>
+                <w:sz w:val="14"/>
+              </w:rPr>
+              <w:t>Firebase/Google/</w:t>
+            </w:r>
+            <w:proofErr w:type="spellStart"/>
+            <w:r>
+              <w:rPr>
+                <w:sz w:val="14"/>
+              </w:rPr>
+              <w:t>Bearerの認証方式が重複</w:t>
+            </w:r>
+            <w:proofErr w:type="spellEnd"/>
+          </w:p>
+        </w:tc>
+        <w:tc>
+          <w:tcPr>
+            <w:tcW w:w="4117" w:type="dxa"/>
+            <w:tcBorders>
+              <w:top w:val="single" w:sz="4" w:space="0" w:color="B7C9E2"/>
+              <w:left w:val="single" w:sz="4" w:space="0" w:color="B7C9E2"/>
+              <w:bottom w:val="single" w:sz="4" w:space="0" w:color="B7C9E2"/>
+              <w:right w:val="single" w:sz="4" w:space="0" w:color="B7C9E2"/>
+            </w:tcBorders>
+            <w:shd w:val="clear" w:color="auto" w:fill="D9D9D9" w:themeFill="background1" w:themeFillShade="D9"/>
+            <w:vAlign w:val="center"/>
+          </w:tcPr>
+          <w:p>
+            <w:pPr>
+              <w:rPr>
+                <w:sz w:val="14"/>
+                <w:lang w:eastAsia="ja-JP"/>
+              </w:rPr>
+            </w:pPr>
+            <w:proofErr w:type="spellStart"/>
+            <w:r>
+              <w:rPr>
+                <w:sz w:val="14"/>
+              </w:rPr>
+              <w:t>正式方式をFirebase</w:t>
+            </w:r>
+            <w:proofErr w:type="spellEnd"/>
+            <w:r>
+              <w:rPr>
+                <w:sz w:val="14"/>
+              </w:rPr>
+              <w:t xml:space="preserve"> Login + Rails </w:t>
+            </w:r>
+            <w:proofErr w:type="spellStart"/>
+            <w:r>
+              <w:rPr>
+                <w:sz w:val="14"/>
+              </w:rPr>
+              <w:t>Sessionへ統一</w:t>
+            </w:r>
+            <w:proofErr w:type="spellEnd"/>
           </w:p>
           <w:p>
             <w:pPr>
@@ -10759,25 +12404,26 @@
             <w:vAlign w:val="center"/>
           </w:tcPr>
           <w:p>
-            <w:r>
+            <w:pPr>
+              <w:shd w:val="clear" w:color="auto" w:fill="00B0F0"/>
               <w:rPr>
                 <w:sz w:val="14"/>
                 <w:lang w:eastAsia="ja-JP"/>
               </w:rPr>
-              <w:t>対応済み</w:t>
-            </w:r>
+            </w:pPr>
             <w:r>
               <w:rPr>
                 <w:sz w:val="14"/>
                 <w:lang w:eastAsia="ja-JP"/>
               </w:rPr>
-              <w:br/>
-            </w:r>
+              <w:t>対応済み</w:t>
+            </w:r>
+          </w:p>
+          <w:p>
             <w:r>
               <w:rPr>
                 <w:sz w:val="14"/>
               </w:rPr>
-              <w:lastRenderedPageBreak/>
               <w:t>中</w:t>
             </w:r>
           </w:p>
@@ -10805,7 +12451,6 @@
                 <w:sz w:val="14"/>
                 <w:lang w:eastAsia="ja-JP"/>
               </w:rPr>
-              <w:lastRenderedPageBreak/>
               <w:t>/logoutルートが複数存在</w:t>
             </w:r>
           </w:p>
@@ -10849,7 +12494,6 @@
                 <w:sz w:val="14"/>
                 <w:lang w:eastAsia="ja-JP"/>
               </w:rPr>
-              <w:lastRenderedPageBreak/>
               <w:t xml:space="preserve">→　</w:t>
             </w:r>
             <w:r>
@@ -10883,7 +12527,6 @@
               <w:rPr>
                 <w:sz w:val="14"/>
               </w:rPr>
-              <w:lastRenderedPageBreak/>
               <w:t>A-08</w:t>
             </w:r>
           </w:p>
@@ -10901,21 +12544,22 @@
             <w:vAlign w:val="center"/>
           </w:tcPr>
           <w:p>
-            <w:r>
-              <w:rPr>
-                <w:rFonts w:hint="eastAsia"/>
+            <w:pPr>
+              <w:shd w:val="clear" w:color="auto" w:fill="00B0F0"/>
+              <w:rPr>
                 <w:sz w:val="14"/>
                 <w:lang w:eastAsia="ja-JP"/>
               </w:rPr>
-              <w:t>対応終了</w:t>
-            </w:r>
+            </w:pPr>
             <w:r>
               <w:rPr>
                 <w:sz w:val="14"/>
                 <w:lang w:eastAsia="ja-JP"/>
               </w:rPr>
-              <w:br/>
-            </w:r>
+              <w:t>対応済み</w:t>
+            </w:r>
+          </w:p>
+          <w:p>
             <w:r>
               <w:rPr>
                 <w:sz w:val="14"/>
@@ -10937,12 +12581,14 @@
             <w:vAlign w:val="center"/>
           </w:tcPr>
           <w:p>
+            <w:proofErr w:type="spellStart"/>
             <w:r>
               <w:rPr>
                 <w:sz w:val="14"/>
               </w:rPr>
               <w:t>Users#meがUser全体をJSON化</w:t>
             </w:r>
+            <w:proofErr w:type="spellEnd"/>
           </w:p>
         </w:tc>
         <w:tc>
@@ -10967,8 +12613,16 @@
               <w:rPr>
                 <w:sz w:val="14"/>
               </w:rPr>
-              <w:t>id/name/email等へ明示的に限定</w:t>
-            </w:r>
+              <w:t>id/name/</w:t>
+            </w:r>
+            <w:proofErr w:type="spellStart"/>
+            <w:r>
+              <w:rPr>
+                <w:sz w:val="14"/>
+              </w:rPr>
+              <w:t>email等へ明示的に限定</w:t>
+            </w:r>
+            <w:proofErr w:type="spellEnd"/>
             <w:r>
               <w:rPr>
                 <w:sz w:val="14"/>
@@ -10991,7 +12645,25 @@
                 <w:szCs w:val="14"/>
                 <w:lang w:eastAsia="ja-JP"/>
               </w:rPr>
-              <w:t>未使用となった Users#me API を削除した。</w:t>
+              <w:t xml:space="preserve">未使用となった </w:t>
+            </w:r>
+            <w:proofErr w:type="spellStart"/>
+            <w:r>
+              <w:rPr>
+                <w:sz w:val="14"/>
+                <w:szCs w:val="14"/>
+                <w:lang w:eastAsia="ja-JP"/>
+              </w:rPr>
+              <w:t>Users#me</w:t>
+            </w:r>
+            <w:proofErr w:type="spellEnd"/>
+            <w:r>
+              <w:rPr>
+                <w:sz w:val="14"/>
+                <w:szCs w:val="14"/>
+                <w:lang w:eastAsia="ja-JP"/>
+              </w:rPr>
+              <w:t xml:space="preserve"> API を削除した。</w:t>
             </w:r>
           </w:p>
         </w:tc>
@@ -11035,6 +12707,7 @@
           </w:tcPr>
           <w:p>
             <w:pPr>
+              <w:shd w:val="clear" w:color="auto" w:fill="00B0F0"/>
               <w:rPr>
                 <w:sz w:val="14"/>
                 <w:lang w:eastAsia="ja-JP"/>
@@ -11042,7 +12715,6 @@
             </w:pPr>
             <w:r>
               <w:rPr>
-                <w:rFonts w:hint="eastAsia"/>
                 <w:sz w:val="14"/>
                 <w:lang w:eastAsia="ja-JP"/>
               </w:rPr>
@@ -11201,7 +12873,7 @@
                 <w:sz w:val="14"/>
                 <w:lang w:eastAsia="ja-JP"/>
               </w:rPr>
-              <w:t>対応</w:t>
+              <w:t>◆</w:t>
             </w:r>
             <w:r>
               <w:rPr>
@@ -11209,100 +12881,92 @@
                 <w:sz w:val="14"/>
                 <w:lang w:eastAsia="ja-JP"/>
               </w:rPr>
-              <w:t>中</w:t>
+              <w:t>に対応する</w:t>
             </w:r>
           </w:p>
           <w:p>
             <w:pPr>
+              <w:rPr>
+                <w:lang w:eastAsia="ja-JP"/>
+              </w:rPr>
+            </w:pPr>
+            <w:r>
               <w:rPr>
                 <w:sz w:val="14"/>
                 <w:lang w:eastAsia="ja-JP"/>
               </w:rPr>
+              <w:t>低</w:t>
+            </w:r>
+          </w:p>
+        </w:tc>
+        <w:tc>
+          <w:tcPr>
+            <w:tcW w:w="4357" w:type="dxa"/>
+            <w:tcBorders>
+              <w:top w:val="single" w:sz="4" w:space="0" w:color="B7C9E2"/>
+              <w:left w:val="single" w:sz="4" w:space="0" w:color="B7C9E2"/>
+              <w:bottom w:val="single" w:sz="4" w:space="0" w:color="B7C9E2"/>
+              <w:right w:val="single" w:sz="4" w:space="0" w:color="B7C9E2"/>
+            </w:tcBorders>
+            <w:shd w:val="clear" w:color="auto" w:fill="F3F6FA"/>
+            <w:vAlign w:val="center"/>
+          </w:tcPr>
+          <w:p>
+            <w:pPr>
+              <w:rPr>
+                <w:lang w:eastAsia="ja-JP"/>
+              </w:rPr>
             </w:pPr>
             <w:r>
               <w:rPr>
-                <w:rFonts w:hint="eastAsia"/>
                 <w:sz w:val="14"/>
                 <w:lang w:eastAsia="ja-JP"/>
               </w:rPr>
-              <w:t>◆</w:t>
-            </w:r>
-            <w:r>
-              <w:rPr>
-                <w:rFonts w:hint="eastAsia"/>
+              <w:t>API共通エラー形式が未統一</w:t>
+            </w:r>
+          </w:p>
+        </w:tc>
+        <w:tc>
+          <w:tcPr>
+            <w:tcW w:w="4117" w:type="dxa"/>
+            <w:tcBorders>
+              <w:top w:val="single" w:sz="4" w:space="0" w:color="B7C9E2"/>
+              <w:left w:val="single" w:sz="4" w:space="0" w:color="B7C9E2"/>
+              <w:bottom w:val="single" w:sz="4" w:space="0" w:color="B7C9E2"/>
+              <w:right w:val="single" w:sz="4" w:space="0" w:color="B7C9E2"/>
+            </w:tcBorders>
+            <w:shd w:val="clear" w:color="auto" w:fill="F3F6FA"/>
+            <w:vAlign w:val="center"/>
+          </w:tcPr>
+          <w:p>
+            <w:pPr>
+              <w:rPr>
                 <w:sz w:val="14"/>
                 <w:lang w:eastAsia="ja-JP"/>
               </w:rPr>
-              <w:t>に対応する</w:t>
-            </w:r>
-          </w:p>
-          <w:p>
-            <w:pPr>
-              <w:rPr>
-                <w:lang w:eastAsia="ja-JP"/>
-              </w:rPr>
             </w:pPr>
             <w:r>
               <w:rPr>
                 <w:sz w:val="14"/>
                 <w:lang w:eastAsia="ja-JP"/>
               </w:rPr>
-              <w:t>低</w:t>
-            </w:r>
-          </w:p>
-        </w:tc>
-        <w:tc>
-          <w:tcPr>
-            <w:tcW w:w="4357" w:type="dxa"/>
-            <w:tcBorders>
-              <w:top w:val="single" w:sz="4" w:space="0" w:color="B7C9E2"/>
-              <w:left w:val="single" w:sz="4" w:space="0" w:color="B7C9E2"/>
-              <w:bottom w:val="single" w:sz="4" w:space="0" w:color="B7C9E2"/>
-              <w:right w:val="single" w:sz="4" w:space="0" w:color="B7C9E2"/>
-            </w:tcBorders>
-            <w:shd w:val="clear" w:color="auto" w:fill="F3F6FA"/>
-            <w:vAlign w:val="center"/>
-          </w:tcPr>
-          <w:p>
-            <w:pPr>
-              <w:rPr>
-                <w:lang w:eastAsia="ja-JP"/>
-              </w:rPr>
-            </w:pPr>
+              <w:t xml:space="preserve">APIエラー形式を success / </w:t>
+            </w:r>
+            <w:proofErr w:type="spellStart"/>
             <w:r>
               <w:rPr>
                 <w:sz w:val="14"/>
                 <w:lang w:eastAsia="ja-JP"/>
               </w:rPr>
-              <w:t>API共通エラー形式が未統一</w:t>
-            </w:r>
-          </w:p>
-        </w:tc>
-        <w:tc>
-          <w:tcPr>
-            <w:tcW w:w="4117" w:type="dxa"/>
-            <w:tcBorders>
-              <w:top w:val="single" w:sz="4" w:space="0" w:color="B7C9E2"/>
-              <w:left w:val="single" w:sz="4" w:space="0" w:color="B7C9E2"/>
-              <w:bottom w:val="single" w:sz="4" w:space="0" w:color="B7C9E2"/>
-              <w:right w:val="single" w:sz="4" w:space="0" w:color="B7C9E2"/>
-            </w:tcBorders>
-            <w:shd w:val="clear" w:color="auto" w:fill="F3F6FA"/>
-            <w:vAlign w:val="center"/>
-          </w:tcPr>
-          <w:p>
-            <w:pPr>
+              <w:t>error_code</w:t>
+            </w:r>
+            <w:proofErr w:type="spellEnd"/>
+            <w:r>
               <w:rPr>
                 <w:sz w:val="14"/>
                 <w:lang w:eastAsia="ja-JP"/>
               </w:rPr>
-            </w:pPr>
-            <w:r>
-              <w:rPr>
-                <w:sz w:val="14"/>
-                <w:lang w:eastAsia="ja-JP"/>
-              </w:rPr>
-              <w:t>APIエラー形式を success / error_code / message / details に統一する。</w:t>
+              <w:t xml:space="preserve"> / message / details に統一する。</w:t>
             </w:r>
           </w:p>
           <w:p>
@@ -11343,6 +13007,7 @@
               </w:rPr>
               <w:t>__</w:t>
             </w:r>
+            <w:proofErr w:type="spellStart"/>
             <w:r>
               <w:rPr>
                 <w:sz w:val="14"/>
@@ -11352,11 +13017,15 @@
               </w:rPr>
               <w:t>authentication.rb</w:t>
             </w:r>
+            <w:proofErr w:type="spellEnd"/>
           </w:p>
           <w:p>
             <w:pPr>
               <w:ind w:firstLineChars="100" w:firstLine="140"/>
               <w:rPr>
+                <w:sz w:val="14"/>
+                <w:szCs w:val="14"/>
+                <w:shd w:val="pct15" w:color="auto" w:fill="FFFFFF"/>
                 <w:lang w:eastAsia="ja-JP"/>
               </w:rPr>
             </w:pPr>
@@ -11407,6 +13076,58 @@
                 <w:lang w:eastAsia="ja-JP"/>
               </w:rPr>
               <w:t>予定</w:t>
+            </w:r>
+          </w:p>
+          <w:p>
+            <w:pPr>
+              <w:ind w:firstLineChars="100" w:firstLine="140"/>
+              <w:rPr>
+                <w:rFonts w:hint="eastAsia"/>
+                <w:sz w:val="14"/>
+                <w:szCs w:val="14"/>
+                <w:lang w:eastAsia="ja-JP"/>
+              </w:rPr>
+            </w:pPr>
+            <w:r>
+              <w:rPr>
+                <w:rFonts w:hint="eastAsia"/>
+                <w:sz w:val="14"/>
+                <w:szCs w:val="14"/>
+                <w:shd w:val="pct15" w:color="auto" w:fill="FFFFFF"/>
+                <w:lang w:eastAsia="ja-JP"/>
+              </w:rPr>
+              <w:t>ファイル名を</w:t>
+            </w:r>
+            <w:r>
+              <w:rPr>
+                <w:rFonts w:hint="eastAsia"/>
+                <w:sz w:val="14"/>
+                <w:szCs w:val="14"/>
+                <w:shd w:val="pct15" w:color="auto" w:fill="FFFFFF"/>
+                <w:lang w:eastAsia="ja-JP"/>
+              </w:rPr>
+              <w:t>__</w:t>
+            </w:r>
+            <w:proofErr w:type="spellStart"/>
+            <w:r>
+              <w:rPr>
+                <w:sz w:val="14"/>
+                <w:szCs w:val="14"/>
+                <w:shd w:val="pct15" w:color="auto" w:fill="FFFFFF"/>
+                <w:lang w:eastAsia="ja-JP"/>
+              </w:rPr>
+              <w:t>authentication.rb</w:t>
+            </w:r>
+            <w:proofErr w:type="spellEnd"/>
+            <w:r>
+              <w:rPr>
+                <w:rFonts w:hint="eastAsia"/>
+                <w:sz w:val="14"/>
+                <w:szCs w:val="14"/>
+                <w:shd w:val="pct15" w:color="auto" w:fill="FFFFFF"/>
+                <w:lang w:eastAsia="ja-JP"/>
+              </w:rPr>
+              <w:t>__とした</w:t>
             </w:r>
           </w:p>
         </w:tc>
@@ -11448,11 +13169,16 @@
         <w:pStyle w:val="21"/>
       </w:pPr>
       <w:r>
-        <w:t>A.1 Firebase</w:t>
+        <w:t xml:space="preserve">A.1 </w:t>
+      </w:r>
+      <w:proofErr w:type="spellStart"/>
+      <w:r>
+        <w:t>Firebase</w:t>
       </w:r>
       <w:r>
         <w:t>ログイン要求</w:t>
       </w:r>
+      <w:proofErr w:type="spellEnd"/>
     </w:p>
     <w:p>
       <w:pPr>
@@ -11466,7 +13192,15 @@
       </w:r>
       <w:r>
         <w:br/>
-        <w:t xml:space="preserve">  "id_token": "&lt;Firebase ID Token&gt;"</w:t>
+        <w:t xml:space="preserve">  "</w:t>
+      </w:r>
+      <w:proofErr w:type="spellStart"/>
+      <w:r>
+        <w:t>id_token</w:t>
+      </w:r>
+      <w:proofErr w:type="spellEnd"/>
+      <w:r>
+        <w:t>": "&lt;Firebase ID Token&gt;"</w:t>
       </w:r>
       <w:r>
         <w:br/>
@@ -11478,11 +13212,16 @@
         <w:pStyle w:val="21"/>
       </w:pPr>
       <w:r>
-        <w:t>A.2 Firebase</w:t>
+        <w:t xml:space="preserve">A.2 </w:t>
+      </w:r>
+      <w:proofErr w:type="spellStart"/>
+      <w:r>
+        <w:t>Firebase</w:t>
       </w:r>
       <w:r>
         <w:t>ログイン成功</w:t>
       </w:r>
+      <w:proofErr w:type="spellEnd"/>
     </w:p>
     <w:p>
       <w:pPr>
@@ -11528,11 +13267,17 @@
         <w:pStyle w:val="21"/>
       </w:pPr>
       <w:r>
-        <w:t>A.3 Firebase</w:t>
+        <w:lastRenderedPageBreak/>
+        <w:t xml:space="preserve">A.3 </w:t>
+      </w:r>
+      <w:proofErr w:type="spellStart"/>
+      <w:r>
+        <w:t>Firebase</w:t>
       </w:r>
       <w:r>
         <w:t>ログイン失敗</w:t>
       </w:r>
+      <w:proofErr w:type="spellEnd"/>
     </w:p>
     <w:p>
       <w:pPr>
@@ -11564,9 +13309,11 @@
       <w:r>
         <w:t xml:space="preserve">A.4 </w:t>
       </w:r>
+      <w:proofErr w:type="spellStart"/>
       <w:r>
         <w:t>プロフィール更新要求</w:t>
       </w:r>
+      <w:proofErr w:type="spellEnd"/>
     </w:p>
     <w:p>
       <w:pPr>
@@ -11594,9 +13341,11 @@
       <w:r>
         <w:t xml:space="preserve">A.5 </w:t>
       </w:r>
+      <w:proofErr w:type="spellStart"/>
       <w:r>
         <w:t>プロフィール更新成功</w:t>
       </w:r>
+      <w:proofErr w:type="spellEnd"/>
     </w:p>
     <w:p>
       <w:pPr>
@@ -11648,7 +13397,6 @@
         <w:rPr>
           <w:lang w:eastAsia="ja-JP"/>
         </w:rPr>
-        <w:lastRenderedPageBreak/>
         <w:t xml:space="preserve">A.6 </w:t>
       </w:r>
       <w:r>
@@ -11763,6 +13511,7 @@
             <w:vAlign w:val="center"/>
           </w:tcPr>
           <w:p>
+            <w:proofErr w:type="spellStart"/>
             <w:r>
               <w:rPr>
                 <w:b/>
@@ -11771,6 +13520,7 @@
               </w:rPr>
               <w:t>コード</w:t>
             </w:r>
+            <w:proofErr w:type="spellEnd"/>
           </w:p>
         </w:tc>
         <w:tc>
@@ -11786,6 +13536,7 @@
             <w:vAlign w:val="center"/>
           </w:tcPr>
           <w:p>
+            <w:proofErr w:type="spellStart"/>
             <w:r>
               <w:rPr>
                 <w:b/>
@@ -11794,6 +13545,7 @@
               </w:rPr>
               <w:t>名称</w:t>
             </w:r>
+            <w:proofErr w:type="spellEnd"/>
           </w:p>
         </w:tc>
         <w:tc>
@@ -11809,6 +13561,7 @@
             <w:vAlign w:val="center"/>
           </w:tcPr>
           <w:p>
+            <w:proofErr w:type="spellStart"/>
             <w:r>
               <w:rPr>
                 <w:b/>
@@ -11817,6 +13570,7 @@
               </w:rPr>
               <w:t>本システムでの意味</w:t>
             </w:r>
+            <w:proofErr w:type="spellEnd"/>
           </w:p>
         </w:tc>
       </w:tr>
@@ -11876,12 +13630,14 @@
             <w:vAlign w:val="center"/>
           </w:tcPr>
           <w:p>
+            <w:proofErr w:type="spellStart"/>
             <w:r>
               <w:rPr>
                 <w:sz w:val="16"/>
               </w:rPr>
               <w:t>正常終了</w:t>
             </w:r>
+            <w:proofErr w:type="spellEnd"/>
           </w:p>
         </w:tc>
       </w:tr>
@@ -12140,11 +13896,19 @@
             <w:vAlign w:val="center"/>
           </w:tcPr>
           <w:p>
-            <w:r>
-              <w:rPr>
-                <w:sz w:val="16"/>
-              </w:rPr>
-              <w:t>Unprocessable Entity</w:t>
+            <w:proofErr w:type="spellStart"/>
+            <w:r>
+              <w:rPr>
+                <w:sz w:val="16"/>
+              </w:rPr>
+              <w:t>Unprocessable</w:t>
+            </w:r>
+            <w:proofErr w:type="spellEnd"/>
+            <w:r>
+              <w:rPr>
+                <w:sz w:val="16"/>
+              </w:rPr>
+              <w:t xml:space="preserve"> Entity</w:t>
             </w:r>
           </w:p>
         </w:tc>
@@ -12234,12 +13998,14 @@
             <w:vAlign w:val="center"/>
           </w:tcPr>
           <w:p>
+            <w:proofErr w:type="spellStart"/>
             <w:r>
               <w:rPr>
                 <w:sz w:val="16"/>
               </w:rPr>
               <w:t>未捕捉例外</w:t>
             </w:r>
+            <w:proofErr w:type="spellEnd"/>
           </w:p>
         </w:tc>
       </w:tr>
@@ -12253,15 +14019,22 @@
       <w:pPr>
         <w:pStyle w:val="1"/>
       </w:pPr>
+      <w:proofErr w:type="spellStart"/>
       <w:r>
         <w:t>付録</w:t>
       </w:r>
       <w:r>
-        <w:t xml:space="preserve">C. </w:t>
-      </w:r>
+        <w:t>C</w:t>
+      </w:r>
+      <w:proofErr w:type="spellEnd"/>
+      <w:r>
+        <w:t xml:space="preserve">. </w:t>
+      </w:r>
+      <w:proofErr w:type="spellStart"/>
       <w:r>
         <w:t>用語</w:t>
       </w:r>
+      <w:proofErr w:type="spellEnd"/>
     </w:p>
     <w:tbl>
       <w:tblPr>
@@ -12291,6 +14064,7 @@
             <w:vAlign w:val="center"/>
           </w:tcPr>
           <w:p>
+            <w:proofErr w:type="spellStart"/>
             <w:r>
               <w:rPr>
                 <w:b/>
@@ -12299,6 +14073,7 @@
               </w:rPr>
               <w:t>用語</w:t>
             </w:r>
+            <w:proofErr w:type="spellEnd"/>
           </w:p>
         </w:tc>
         <w:tc>
@@ -12314,6 +14089,7 @@
             <w:vAlign w:val="center"/>
           </w:tcPr>
           <w:p>
+            <w:proofErr w:type="spellStart"/>
             <w:r>
               <w:rPr>
                 <w:b/>
@@ -12322,6 +14098,7 @@
               </w:rPr>
               <w:t>説明</w:t>
             </w:r>
+            <w:proofErr w:type="spellEnd"/>
           </w:p>
         </w:tc>
       </w:tr>
@@ -12365,8 +14142,16 @@
               <w:rPr>
                 <w:sz w:val="16"/>
               </w:rPr>
-              <w:t>Firebase Authenticationが認証済みユーザーへ発行する署名付きトークン</w:t>
-            </w:r>
+              <w:t xml:space="preserve">Firebase </w:t>
+            </w:r>
+            <w:proofErr w:type="spellStart"/>
+            <w:r>
+              <w:rPr>
+                <w:sz w:val="16"/>
+              </w:rPr>
+              <w:t>Authenticationが認証済みユーザーへ発行する署名付きトークン</w:t>
+            </w:r>
+            <w:proofErr w:type="spellEnd"/>
           </w:p>
         </w:tc>
       </w:tr>
@@ -12512,12 +14297,14 @@
             <w:vAlign w:val="center"/>
           </w:tcPr>
           <w:p>
+            <w:proofErr w:type="spellStart"/>
             <w:r>
               <w:rPr>
                 <w:sz w:val="16"/>
               </w:rPr>
               <w:t>Authorizationヘッダーで送信するトークン形式</w:t>
             </w:r>
+            <w:proofErr w:type="spellEnd"/>
           </w:p>
         </w:tc>
       </w:tr>
@@ -12589,12 +14376,14 @@
             <w:vAlign w:val="center"/>
           </w:tcPr>
           <w:p>
+            <w:proofErr w:type="spellStart"/>
             <w:r>
               <w:rPr>
                 <w:sz w:val="16"/>
               </w:rPr>
               <w:t>配布token</w:t>
             </w:r>
+            <w:proofErr w:type="spellEnd"/>
           </w:p>
         </w:tc>
         <w:tc>
@@ -12744,8 +14533,17 @@
         <w:color w:val="787878"/>
         <w:sz w:val="16"/>
       </w:rPr>
-      <w:t>ARIAGUMA API設計書</w:t>
+      <w:t xml:space="preserve">ARIAGUMA </w:t>
     </w:r>
+    <w:proofErr w:type="spellStart"/>
+    <w:r>
+      <w:rPr>
+        <w:color w:val="787878"/>
+        <w:sz w:val="16"/>
+      </w:rPr>
+      <w:t>API設計書</w:t>
+    </w:r>
+    <w:proofErr w:type="spellEnd"/>
   </w:p>
 </w:hdr>
 </file>
@@ -12905,7 +14703,7 @@
   <w:abstractNum w:abstractNumId="8" w15:restartNumberingAfterBreak="0">
     <w:nsid w:val="FFFFFF89"/>
     <w:multiLevelType w:val="singleLevel"/>
-    <w:tmpl w:val="51F46B2C"/>
+    <w:tmpl w:val="6EDA110C"/>
     <w:lvl w:ilvl="0">
       <w:start w:val="1"/>
       <w:numFmt w:val="bullet"/>
@@ -13344,7 +15142,7 @@
     <w:qFormat/>
     <w:rsid w:val="00FC693F"/>
     <w:rPr>
-      <w:rFonts w:ascii="游ゴシック" w:eastAsia="游ゴシック" w:hAnsi="游ゴシック"/>
+      <w:rFonts w:ascii="Yu Gothic" w:eastAsia="Yu Gothic" w:hAnsi="Yu Gothic"/>
       <w:sz w:val="18"/>
     </w:rPr>
   </w:style>
@@ -13561,7 +15359,6 @@
   <w:style w:type="character" w:default="1" w:styleId="a2">
     <w:name w:val="Default Paragraph Font"/>
     <w:uiPriority w:val="1"/>
-    <w:semiHidden/>
     <w:unhideWhenUsed/>
   </w:style>
   <w:style w:type="table" w:default="1" w:styleId="a3">
@@ -24345,7 +26142,7 @@
       <w:ind w:left="288" w:right="288"/>
     </w:pPr>
     <w:rPr>
-      <w:rFonts w:ascii="Consolas" w:eastAsia="游ゴシック" w:hAnsi="Consolas"/>
+      <w:rFonts w:ascii="Consolas" w:eastAsia="Yu Gothic" w:hAnsi="Consolas"/>
       <w:sz w:val="16"/>
     </w:rPr>
   </w:style>
